--- a/stat/projekt/Projekt.docx
+++ b/stat/projekt/Projekt.docx
@@ -19,12 +19,28 @@
       <w:r>
         <w:t>Statystyka w sztucznej inteligencji</w:t>
       </w:r>
-    </w:p>
-    <w:bookmarkStart w:id="0" w:name="_Toc224812851" w:displacedByCustomXml="next"/>
+      <w:r>
+        <w:t xml:space="preserve"> i analizie</w:t>
+      </w:r>
+    </w:p>
+    <w:p>
+      <w:pPr>
+        <w:jc w:val="center"/>
+      </w:pPr>
+      <w:r>
+        <w:t>Damian Staroń</w:t>
+      </w:r>
+    </w:p>
     <w:sdt>
       <w:sdtPr>
         <w:rPr>
-          <w:lang w:val="pl-PL"/>
+          <w:rFonts w:asciiTheme="minorHAnsi" w:eastAsiaTheme="minorHAnsi" w:hAnsiTheme="minorHAnsi" w:cstheme="minorBidi"/>
+          <w:color w:val="auto"/>
+          <w:kern w:val="2"/>
+          <w:sz w:val="24"/>
+          <w:szCs w:val="24"/>
+          <w:lang w:val="pl-PL" w:eastAsia="en-US"/>
+          <w14:ligatures w14:val="standardContextual"/>
         </w:rPr>
         <w:id w:val="1940095091"/>
         <w:docPartObj>
@@ -34,21 +50,17 @@
       </w:sdtPr>
       <w:sdtEndPr>
         <w:rPr>
-          <w:rFonts w:asciiTheme="minorHAnsi" w:eastAsiaTheme="minorHAnsi" w:hAnsiTheme="minorHAnsi" w:cstheme="minorBidi"/>
           <w:b/>
           <w:bCs/>
-          <w:color w:val="auto"/>
-          <w:kern w:val="2"/>
-          <w:sz w:val="24"/>
-          <w:szCs w:val="24"/>
-          <w:lang w:eastAsia="en-US"/>
-          <w14:ligatures w14:val="standardContextual"/>
         </w:rPr>
       </w:sdtEndPr>
       <w:sdtContent>
         <w:p>
           <w:pPr>
             <w:pStyle w:val="Nagwekspisutreci"/>
+            <w:rPr>
+              <w:lang w:val="pl-PL"/>
+            </w:rPr>
           </w:pPr>
           <w:r>
             <w:rPr>
@@ -81,27 +93,86 @@
           <w:r>
             <w:fldChar w:fldCharType="separate"/>
           </w:r>
-          <w:hyperlink w:anchor="_Toc224812851" w:history="1">
+          <w:hyperlink w:anchor="_Toc225384548" w:history="1">
             <w:r>
               <w:rPr>
                 <w:rStyle w:val="Hipercze"/>
                 <w:noProof/>
               </w:rPr>
-              <w:t xml:space="preserve">Regresja </w:t>
-            </w:r>
+              <w:t>Wstęp</w:t>
+            </w:r>
+            <w:r>
+              <w:rPr>
+                <w:noProof/>
+                <w:webHidden/>
+              </w:rPr>
+              <w:tab/>
+            </w:r>
+            <w:r>
+              <w:rPr>
+                <w:noProof/>
+                <w:webHidden/>
+              </w:rPr>
+              <w:fldChar w:fldCharType="begin"/>
+            </w:r>
+            <w:r>
+              <w:rPr>
+                <w:noProof/>
+                <w:webHidden/>
+              </w:rPr>
+              <w:instrText xml:space="preserve"> PAGEREF _Toc225384548 \h </w:instrText>
+            </w:r>
+            <w:r>
+              <w:rPr>
+                <w:noProof/>
+                <w:webHidden/>
+              </w:rPr>
+            </w:r>
+            <w:r>
+              <w:rPr>
+                <w:noProof/>
+                <w:webHidden/>
+              </w:rPr>
+              <w:fldChar w:fldCharType="separate"/>
+            </w:r>
+            <w:r>
+              <w:rPr>
+                <w:noProof/>
+                <w:webHidden/>
+              </w:rPr>
+              <w:t>1</w:t>
+            </w:r>
+            <w:r>
+              <w:rPr>
+                <w:noProof/>
+                <w:webHidden/>
+              </w:rPr>
+              <w:fldChar w:fldCharType="end"/>
+            </w:r>
+          </w:hyperlink>
+        </w:p>
+        <w:p>
+          <w:pPr>
+            <w:pStyle w:val="Spistreci1"/>
+            <w:tabs>
+              <w:tab w:val="right" w:leader="dot" w:pos="9062"/>
+            </w:tabs>
+            <w:rPr>
+              <w:rFonts w:cstheme="minorBidi"/>
+              <w:noProof/>
+              <w:kern w:val="2"/>
+              <w:sz w:val="24"/>
+              <w:szCs w:val="24"/>
+              <w14:ligatures w14:val="standardContextual"/>
+            </w:rPr>
+          </w:pPr>
+          <w:hyperlink w:anchor="_Toc225384549" w:history="1">
             <w:r>
               <w:rPr>
                 <w:rStyle w:val="Hipercze"/>
                 <w:noProof/>
               </w:rPr>
-              <w:t>l</w:t>
-            </w:r>
-            <w:r>
-              <w:rPr>
-                <w:rStyle w:val="Hipercze"/>
-                <w:noProof/>
-              </w:rPr>
-              <w:t>iniowa</w:t>
+              <w:t>Regresja liniowa</w:t>
             </w:r>
             <w:r>
               <w:rPr>
@@ -122,7 +193,7 @@
                 <w:noProof/>
                 <w:webHidden/>
               </w:rPr>
-              <w:instrText xml:space="preserve"> PAGEREF _Toc224812851 \h </w:instrText>
+              <w:instrText xml:space="preserve"> PAGEREF _Toc225384549 \h </w:instrText>
             </w:r>
             <w:r>
               <w:rPr>
@@ -168,27 +239,159 @@
               <w14:ligatures w14:val="standardContextual"/>
             </w:rPr>
           </w:pPr>
-          <w:hyperlink w:anchor="_Toc224812852" w:history="1">
+          <w:hyperlink w:anchor="_Toc225384550" w:history="1">
             <w:r>
               <w:rPr>
                 <w:rStyle w:val="Hipercze"/>
                 <w:noProof/>
               </w:rPr>
-              <w:t>Prosta regr</w:t>
-            </w:r>
+              <w:t>Prosta regresja liniowa</w:t>
+            </w:r>
+            <w:r>
+              <w:rPr>
+                <w:noProof/>
+                <w:webHidden/>
+              </w:rPr>
+              <w:tab/>
+            </w:r>
+            <w:r>
+              <w:rPr>
+                <w:noProof/>
+                <w:webHidden/>
+              </w:rPr>
+              <w:fldChar w:fldCharType="begin"/>
+            </w:r>
+            <w:r>
+              <w:rPr>
+                <w:noProof/>
+                <w:webHidden/>
+              </w:rPr>
+              <w:instrText xml:space="preserve"> PAGEREF _Toc225384550 \h </w:instrText>
+            </w:r>
+            <w:r>
+              <w:rPr>
+                <w:noProof/>
+                <w:webHidden/>
+              </w:rPr>
+            </w:r>
+            <w:r>
+              <w:rPr>
+                <w:noProof/>
+                <w:webHidden/>
+              </w:rPr>
+              <w:fldChar w:fldCharType="separate"/>
+            </w:r>
+            <w:r>
+              <w:rPr>
+                <w:noProof/>
+                <w:webHidden/>
+              </w:rPr>
+              <w:t>1</w:t>
+            </w:r>
+            <w:r>
+              <w:rPr>
+                <w:noProof/>
+                <w:webHidden/>
+              </w:rPr>
+              <w:fldChar w:fldCharType="end"/>
+            </w:r>
+          </w:hyperlink>
+        </w:p>
+        <w:p>
+          <w:pPr>
+            <w:pStyle w:val="Spistreci2"/>
+            <w:tabs>
+              <w:tab w:val="right" w:leader="dot" w:pos="9062"/>
+            </w:tabs>
+            <w:rPr>
+              <w:rFonts w:cstheme="minorBidi"/>
+              <w:noProof/>
+              <w:kern w:val="2"/>
+              <w:sz w:val="24"/>
+              <w:szCs w:val="24"/>
+              <w14:ligatures w14:val="standardContextual"/>
+            </w:rPr>
+          </w:pPr>
+          <w:hyperlink w:anchor="_Toc225384551" w:history="1">
             <w:r>
               <w:rPr>
                 <w:rStyle w:val="Hipercze"/>
                 <w:noProof/>
               </w:rPr>
-              <w:t>e</w:t>
-            </w:r>
+              <w:t>Przebieg</w:t>
+            </w:r>
+            <w:r>
+              <w:rPr>
+                <w:noProof/>
+                <w:webHidden/>
+              </w:rPr>
+              <w:tab/>
+            </w:r>
+            <w:r>
+              <w:rPr>
+                <w:noProof/>
+                <w:webHidden/>
+              </w:rPr>
+              <w:fldChar w:fldCharType="begin"/>
+            </w:r>
+            <w:r>
+              <w:rPr>
+                <w:noProof/>
+                <w:webHidden/>
+              </w:rPr>
+              <w:instrText xml:space="preserve"> PAGEREF _Toc225384551 \h </w:instrText>
+            </w:r>
+            <w:r>
+              <w:rPr>
+                <w:noProof/>
+                <w:webHidden/>
+              </w:rPr>
+            </w:r>
+            <w:r>
+              <w:rPr>
+                <w:noProof/>
+                <w:webHidden/>
+              </w:rPr>
+              <w:fldChar w:fldCharType="separate"/>
+            </w:r>
+            <w:r>
+              <w:rPr>
+                <w:noProof/>
+                <w:webHidden/>
+              </w:rPr>
+              <w:t>2</w:t>
+            </w:r>
+            <w:r>
+              <w:rPr>
+                <w:noProof/>
+                <w:webHidden/>
+              </w:rPr>
+              <w:fldChar w:fldCharType="end"/>
+            </w:r>
+          </w:hyperlink>
+        </w:p>
+        <w:p>
+          <w:pPr>
+            <w:pStyle w:val="Spistreci2"/>
+            <w:tabs>
+              <w:tab w:val="right" w:leader="dot" w:pos="9062"/>
+            </w:tabs>
+            <w:rPr>
+              <w:rFonts w:cstheme="minorBidi"/>
+              <w:noProof/>
+              <w:kern w:val="2"/>
+              <w:sz w:val="24"/>
+              <w:szCs w:val="24"/>
+              <w14:ligatures w14:val="standardContextual"/>
+            </w:rPr>
+          </w:pPr>
+          <w:hyperlink w:anchor="_Toc225384552" w:history="1">
             <w:r>
               <w:rPr>
                 <w:rStyle w:val="Hipercze"/>
                 <w:noProof/>
               </w:rPr>
-              <w:t>sja liniowa</w:t>
+              <w:t>Wyniki</w:t>
             </w:r>
             <w:r>
               <w:rPr>
@@ -209,7 +412,7 @@
                 <w:noProof/>
                 <w:webHidden/>
               </w:rPr>
-              <w:instrText xml:space="preserve"> PAGEREF _Toc224812852 \h </w:instrText>
+              <w:instrText xml:space="preserve"> PAGEREF _Toc225384552 \h </w:instrText>
             </w:r>
             <w:r>
               <w:rPr>
@@ -229,7 +432,153 @@
                 <w:noProof/>
                 <w:webHidden/>
               </w:rPr>
-              <w:t>1</w:t>
+              <w:t>5</w:t>
+            </w:r>
+            <w:r>
+              <w:rPr>
+                <w:noProof/>
+                <w:webHidden/>
+              </w:rPr>
+              <w:fldChar w:fldCharType="end"/>
+            </w:r>
+          </w:hyperlink>
+        </w:p>
+        <w:p>
+          <w:pPr>
+            <w:pStyle w:val="Spistreci2"/>
+            <w:tabs>
+              <w:tab w:val="right" w:leader="dot" w:pos="9062"/>
+            </w:tabs>
+            <w:rPr>
+              <w:rFonts w:cstheme="minorBidi"/>
+              <w:noProof/>
+              <w:kern w:val="2"/>
+              <w:sz w:val="24"/>
+              <w:szCs w:val="24"/>
+              <w14:ligatures w14:val="standardContextual"/>
+            </w:rPr>
+          </w:pPr>
+          <w:hyperlink w:anchor="_Toc225384553" w:history="1">
+            <w:r>
+              <w:rPr>
+                <w:rStyle w:val="Hipercze"/>
+                <w:noProof/>
+              </w:rPr>
+              <w:t>Wnioski</w:t>
+            </w:r>
+            <w:r>
+              <w:rPr>
+                <w:noProof/>
+                <w:webHidden/>
+              </w:rPr>
+              <w:tab/>
+            </w:r>
+            <w:r>
+              <w:rPr>
+                <w:noProof/>
+                <w:webHidden/>
+              </w:rPr>
+              <w:fldChar w:fldCharType="begin"/>
+            </w:r>
+            <w:r>
+              <w:rPr>
+                <w:noProof/>
+                <w:webHidden/>
+              </w:rPr>
+              <w:instrText xml:space="preserve"> PAGEREF _Toc225384553 \h </w:instrText>
+            </w:r>
+            <w:r>
+              <w:rPr>
+                <w:noProof/>
+                <w:webHidden/>
+              </w:rPr>
+            </w:r>
+            <w:r>
+              <w:rPr>
+                <w:noProof/>
+                <w:webHidden/>
+              </w:rPr>
+              <w:fldChar w:fldCharType="separate"/>
+            </w:r>
+            <w:r>
+              <w:rPr>
+                <w:noProof/>
+                <w:webHidden/>
+              </w:rPr>
+              <w:t>7</w:t>
+            </w:r>
+            <w:r>
+              <w:rPr>
+                <w:noProof/>
+                <w:webHidden/>
+              </w:rPr>
+              <w:fldChar w:fldCharType="end"/>
+            </w:r>
+          </w:hyperlink>
+        </w:p>
+        <w:p>
+          <w:pPr>
+            <w:pStyle w:val="Spistreci2"/>
+            <w:tabs>
+              <w:tab w:val="right" w:leader="dot" w:pos="9062"/>
+            </w:tabs>
+            <w:rPr>
+              <w:rFonts w:cstheme="minorBidi"/>
+              <w:noProof/>
+              <w:kern w:val="2"/>
+              <w:sz w:val="24"/>
+              <w:szCs w:val="24"/>
+              <w14:ligatures w14:val="standardContextual"/>
+            </w:rPr>
+          </w:pPr>
+          <w:hyperlink w:anchor="_Toc225384554" w:history="1">
+            <w:r>
+              <w:rPr>
+                <w:rStyle w:val="Hipercze"/>
+                <w:noProof/>
+              </w:rPr>
+              <w:t>Zalety i wady zastosowanego podejścia</w:t>
+            </w:r>
+            <w:r>
+              <w:rPr>
+                <w:noProof/>
+                <w:webHidden/>
+              </w:rPr>
+              <w:tab/>
+            </w:r>
+            <w:r>
+              <w:rPr>
+                <w:noProof/>
+                <w:webHidden/>
+              </w:rPr>
+              <w:fldChar w:fldCharType="begin"/>
+            </w:r>
+            <w:r>
+              <w:rPr>
+                <w:noProof/>
+                <w:webHidden/>
+              </w:rPr>
+              <w:instrText xml:space="preserve"> PAGEREF _Toc225384554 \h </w:instrText>
+            </w:r>
+            <w:r>
+              <w:rPr>
+                <w:noProof/>
+                <w:webHidden/>
+              </w:rPr>
+            </w:r>
+            <w:r>
+              <w:rPr>
+                <w:noProof/>
+                <w:webHidden/>
+              </w:rPr>
+              <w:fldChar w:fldCharType="separate"/>
+            </w:r>
+            <w:r>
+              <w:rPr>
+                <w:noProof/>
+                <w:webHidden/>
+              </w:rPr>
+              <w:t>8</w:t>
             </w:r>
             <w:r>
               <w:rPr>
@@ -255,60 +604,2057 @@
       <w:pPr>
         <w:pStyle w:val="Nagwek1"/>
       </w:pPr>
+      <w:bookmarkStart w:id="0" w:name="_Toc225384548"/>
+      <w:r>
+        <w:t>Wstęp</w:t>
+      </w:r>
+      <w:bookmarkEnd w:id="0"/>
+    </w:p>
+    <w:p>
+      <w:r>
+        <w:t xml:space="preserve">Projekt dotyczy analizy historycznych warunków pogodowych dla Chałup – miejscowości położonej na Półwyspie Helskim. Celem analizy jest </w:t>
+      </w:r>
+      <w:r>
+        <w:t>jej</w:t>
+      </w:r>
+      <w:r>
+        <w:t xml:space="preserve"> późniejsze praktyczne wykorzystanie w kontekście </w:t>
+      </w:r>
+      <w:proofErr w:type="spellStart"/>
+      <w:r>
+        <w:t>kitesurfingu</w:t>
+      </w:r>
+      <w:proofErr w:type="spellEnd"/>
+      <w:r>
+        <w:t>. Sport ten jest w szczególnym stopniu uzależniony od warunków atmosferycznych, a zwłaszcza od parametrów wiatru, takich jak jego prędkość, kierunek oraz zmienność (porywy).</w:t>
+      </w:r>
+    </w:p>
+    <w:p>
+      <w:r>
+        <w:t>Warunki pogodowe wpływają nie tylko na komfort i jakość pływania, ale również na samą możliwość uprawiania tego sportu oraz poziom bezpieczeństwa.</w:t>
+      </w:r>
+    </w:p>
+    <w:p>
+      <w:r>
+        <w:t>Dane pochodzą z serwisu</w:t>
+      </w:r>
+      <w:r>
+        <w:t xml:space="preserve"> open-meto, z zakresu od </w:t>
+      </w:r>
+      <w:r>
+        <w:t xml:space="preserve">2 listopada </w:t>
+      </w:r>
+      <w:r>
+        <w:t>1998</w:t>
+      </w:r>
+      <w:r>
+        <w:t xml:space="preserve"> </w:t>
+      </w:r>
+      <w:r>
+        <w:t xml:space="preserve">do 19 marca 2026, pomiary </w:t>
+      </w:r>
+      <w:r>
+        <w:t>były wykonywane co godzinę.</w:t>
+      </w:r>
+    </w:p>
+    <w:p>
+      <w:pPr>
+        <w:pStyle w:val="Nagwek1"/>
+      </w:pPr>
+      <w:bookmarkStart w:id="1" w:name="_Toc225384549"/>
       <w:r>
         <w:t>Regresja liniowa</w:t>
       </w:r>
-      <w:bookmarkEnd w:id="0"/>
+      <w:bookmarkEnd w:id="1"/>
     </w:p>
     <w:p>
       <w:pPr>
         <w:pStyle w:val="Nagwek2"/>
       </w:pPr>
-      <w:bookmarkStart w:id="1" w:name="_Toc224812852"/>
+      <w:bookmarkStart w:id="2" w:name="_Toc225384550"/>
       <w:r>
         <w:t>Prosta regresja liniowa</w:t>
       </w:r>
-      <w:bookmarkEnd w:id="1"/>
+      <w:bookmarkEnd w:id="2"/>
+    </w:p>
+    <w:p>
+      <w:r>
+        <w:t>Regresja liniowa jest jedną z podstawowych metod statystycznych służących do modelowania zależności pomiędzy zmienną zależną</w:t>
+      </w:r>
+      <w:r>
+        <w:t>,</w:t>
+      </w:r>
+      <w:r>
+        <w:t xml:space="preserve"> a zestawem zmiennych objaśniających</w:t>
+      </w:r>
+      <w:r>
+        <w:t xml:space="preserve"> (</w:t>
+      </w:r>
+      <w:proofErr w:type="spellStart"/>
+      <w:r>
+        <w:t>predyktorów</w:t>
+      </w:r>
+      <w:proofErr w:type="spellEnd"/>
+      <w:r>
+        <w:t>)</w:t>
+      </w:r>
+      <w:r>
+        <w:t>. Model przyjmuje postać:</w:t>
+      </w:r>
+      <w:r>
+        <w:br/>
+      </w:r>
+      <m:oMathPara>
+        <m:oMath>
+          <m:r>
+            <m:rPr>
+              <m:sty m:val="p"/>
+            </m:rPr>
+            <w:rPr>
+              <w:rFonts w:ascii="Cambria Math" w:hAnsi="Cambria Math"/>
+            </w:rPr>
+            <m:t xml:space="preserve">y = </m:t>
+          </m:r>
+          <m:sSub>
+            <m:sSubPr>
+              <m:ctrlPr>
+                <w:rPr>
+                  <w:rFonts w:ascii="Cambria Math" w:hAnsi="Cambria Math"/>
+                </w:rPr>
+              </m:ctrlPr>
+            </m:sSubPr>
+            <m:e>
+              <m:r>
+                <m:rPr>
+                  <m:sty m:val="p"/>
+                </m:rPr>
+                <w:rPr>
+                  <w:rFonts w:ascii="Cambria Math" w:hAnsi="Cambria Math"/>
+                </w:rPr>
+                <m:t>β</m:t>
+              </m:r>
+            </m:e>
+            <m:sub>
+              <m:r>
+                <m:rPr>
+                  <m:sty m:val="p"/>
+                </m:rPr>
+                <w:rPr>
+                  <w:rFonts w:ascii="Cambria Math" w:hAnsi="Cambria Math"/>
+                </w:rPr>
+                <m:t>0</m:t>
+              </m:r>
+            </m:sub>
+          </m:sSub>
+          <m:r>
+            <m:rPr>
+              <m:sty m:val="p"/>
+            </m:rPr>
+            <w:rPr>
+              <w:rFonts w:ascii="Cambria Math" w:hAnsi="Cambria Math"/>
+            </w:rPr>
+            <m:t xml:space="preserve">+ </m:t>
+          </m:r>
+          <m:sSub>
+            <m:sSubPr>
+              <m:ctrlPr>
+                <w:rPr>
+                  <w:rFonts w:ascii="Cambria Math" w:hAnsi="Cambria Math"/>
+                </w:rPr>
+              </m:ctrlPr>
+            </m:sSubPr>
+            <m:e>
+              <m:r>
+                <m:rPr>
+                  <m:sty m:val="p"/>
+                </m:rPr>
+                <w:rPr>
+                  <w:rFonts w:ascii="Cambria Math" w:hAnsi="Cambria Math"/>
+                </w:rPr>
+                <m:t>β</m:t>
+              </m:r>
+            </m:e>
+            <m:sub>
+              <m:r>
+                <m:rPr>
+                  <m:sty m:val="p"/>
+                </m:rPr>
+                <w:rPr>
+                  <w:rFonts w:ascii="Cambria Math" w:hAnsi="Cambria Math"/>
+                </w:rPr>
+                <m:t>1</m:t>
+              </m:r>
+            </m:sub>
+          </m:sSub>
+          <m:sSub>
+            <m:sSubPr>
+              <m:ctrlPr>
+                <w:rPr>
+                  <w:rFonts w:ascii="Cambria Math" w:hAnsi="Cambria Math"/>
+                </w:rPr>
+              </m:ctrlPr>
+            </m:sSubPr>
+            <m:e>
+              <m:r>
+                <m:rPr>
+                  <m:sty m:val="p"/>
+                </m:rPr>
+                <w:rPr>
+                  <w:rFonts w:ascii="Cambria Math" w:hAnsi="Cambria Math"/>
+                </w:rPr>
+                <m:t>x</m:t>
+              </m:r>
+            </m:e>
+            <m:sub>
+              <m:r>
+                <m:rPr>
+                  <m:sty m:val="p"/>
+                </m:rPr>
+                <w:rPr>
+                  <w:rFonts w:ascii="Cambria Math" w:hAnsi="Cambria Math"/>
+                </w:rPr>
+                <m:t>1</m:t>
+              </m:r>
+            </m:sub>
+          </m:sSub>
+          <m:r>
+            <m:rPr>
+              <m:sty m:val="p"/>
+            </m:rPr>
+            <w:rPr>
+              <w:rFonts w:ascii="Cambria Math" w:hAnsi="Cambria Math"/>
+            </w:rPr>
+            <m:t xml:space="preserve">+ </m:t>
+          </m:r>
+          <m:sSub>
+            <m:sSubPr>
+              <m:ctrlPr>
+                <w:rPr>
+                  <w:rFonts w:ascii="Cambria Math" w:hAnsi="Cambria Math"/>
+                </w:rPr>
+              </m:ctrlPr>
+            </m:sSubPr>
+            <m:e>
+              <m:r>
+                <m:rPr>
+                  <m:sty m:val="p"/>
+                </m:rPr>
+                <w:rPr>
+                  <w:rFonts w:ascii="Cambria Math" w:hAnsi="Cambria Math"/>
+                </w:rPr>
+                <m:t>β</m:t>
+              </m:r>
+            </m:e>
+            <m:sub>
+              <m:r>
+                <m:rPr>
+                  <m:sty m:val="p"/>
+                </m:rPr>
+                <w:rPr>
+                  <w:rFonts w:ascii="Cambria Math" w:hAnsi="Cambria Math"/>
+                </w:rPr>
+                <m:t>2</m:t>
+              </m:r>
+            </m:sub>
+          </m:sSub>
+          <m:sSub>
+            <m:sSubPr>
+              <m:ctrlPr>
+                <w:rPr>
+                  <w:rFonts w:ascii="Cambria Math" w:hAnsi="Cambria Math"/>
+                </w:rPr>
+              </m:ctrlPr>
+            </m:sSubPr>
+            <m:e>
+              <m:r>
+                <m:rPr>
+                  <m:sty m:val="p"/>
+                </m:rPr>
+                <w:rPr>
+                  <w:rFonts w:ascii="Cambria Math" w:hAnsi="Cambria Math"/>
+                </w:rPr>
+                <m:t>x</m:t>
+              </m:r>
+            </m:e>
+            <m:sub>
+              <m:r>
+                <m:rPr>
+                  <m:sty m:val="p"/>
+                </m:rPr>
+                <w:rPr>
+                  <w:rFonts w:ascii="Cambria Math" w:hAnsi="Cambria Math"/>
+                </w:rPr>
+                <m:t>2</m:t>
+              </m:r>
+            </m:sub>
+          </m:sSub>
+          <m:r>
+            <m:rPr>
+              <m:sty m:val="p"/>
+            </m:rPr>
+            <w:rPr>
+              <w:rFonts w:ascii="Cambria Math" w:hAnsi="Cambria Math"/>
+            </w:rPr>
+            <m:t xml:space="preserve">+ …+ </m:t>
+          </m:r>
+          <m:sSub>
+            <m:sSubPr>
+              <m:ctrlPr>
+                <w:rPr>
+                  <w:rFonts w:ascii="Cambria Math" w:hAnsi="Cambria Math"/>
+                </w:rPr>
+              </m:ctrlPr>
+            </m:sSubPr>
+            <m:e>
+              <m:r>
+                <m:rPr>
+                  <m:sty m:val="p"/>
+                </m:rPr>
+                <w:rPr>
+                  <w:rFonts w:ascii="Cambria Math" w:hAnsi="Cambria Math"/>
+                </w:rPr>
+                <m:t>β</m:t>
+              </m:r>
+            </m:e>
+            <m:sub>
+              <m:r>
+                <m:rPr>
+                  <m:sty m:val="p"/>
+                </m:rPr>
+                <w:rPr>
+                  <w:rFonts w:ascii="Cambria Math" w:hAnsi="Cambria Math"/>
+                </w:rPr>
+                <m:t>p</m:t>
+              </m:r>
+            </m:sub>
+          </m:sSub>
+          <m:sSub>
+            <m:sSubPr>
+              <m:ctrlPr>
+                <w:rPr>
+                  <w:rFonts w:ascii="Cambria Math" w:hAnsi="Cambria Math"/>
+                </w:rPr>
+              </m:ctrlPr>
+            </m:sSubPr>
+            <m:e>
+              <m:r>
+                <m:rPr>
+                  <m:sty m:val="p"/>
+                </m:rPr>
+                <w:rPr>
+                  <w:rFonts w:ascii="Cambria Math" w:hAnsi="Cambria Math"/>
+                </w:rPr>
+                <m:t>x</m:t>
+              </m:r>
+            </m:e>
+            <m:sub>
+              <m:r>
+                <m:rPr>
+                  <m:sty m:val="p"/>
+                </m:rPr>
+                <w:rPr>
+                  <w:rFonts w:ascii="Cambria Math" w:hAnsi="Cambria Math"/>
+                </w:rPr>
+                <m:t>n</m:t>
+              </m:r>
+            </m:sub>
+          </m:sSub>
+        </m:oMath>
+      </m:oMathPara>
+    </w:p>
+    <w:p>
+      <w:pPr>
+        <w:rPr>
+          <w:lang w:val="en-GB"/>
+        </w:rPr>
+      </w:pPr>
+      <w:proofErr w:type="spellStart"/>
+      <w:r>
+        <w:rPr>
+          <w:lang w:val="en-GB"/>
+        </w:rPr>
+        <w:t>gdzie</w:t>
+      </w:r>
+      <w:proofErr w:type="spellEnd"/>
+      <w:r>
+        <w:rPr>
+          <w:lang w:val="en-GB"/>
+        </w:rPr>
+        <w:t>:</w:t>
+      </w:r>
+    </w:p>
+    <w:p>
+      <w:pPr>
+        <w:numPr>
+          <w:ilvl w:val="0"/>
+          <w:numId w:val="1"/>
+        </w:numPr>
+      </w:pPr>
+      <m:oMath>
+        <m:r>
+          <w:rPr>
+            <w:rFonts w:ascii="Cambria Math" w:hAnsi="Cambria Math"/>
+          </w:rPr>
+          <m:t>y</m:t>
+        </m:r>
+      </m:oMath>
+      <w:r>
+        <w:t xml:space="preserve"> – zmienna zależna (np. przyszła prędkość wiatru),</w:t>
+      </w:r>
+    </w:p>
+    <w:p>
+      <w:pPr>
+        <w:numPr>
+          <w:ilvl w:val="0"/>
+          <w:numId w:val="1"/>
+        </w:numPr>
+        <w:rPr>
+          <w:lang w:val="en-GB"/>
+        </w:rPr>
+      </w:pPr>
+      <m:oMath>
+        <m:sSub>
+          <m:sSubPr>
+            <m:ctrlPr>
+              <w:rPr>
+                <w:rFonts w:ascii="Cambria Math" w:hAnsi="Cambria Math"/>
+                <w:i/>
+                <w:lang w:val="en-GB"/>
+              </w:rPr>
+            </m:ctrlPr>
+          </m:sSubPr>
+          <m:e>
+            <m:r>
+              <w:rPr>
+                <w:rFonts w:ascii="Cambria Math" w:hAnsi="Cambria Math"/>
+                <w:lang w:val="en-GB"/>
+              </w:rPr>
+              <m:t>x</m:t>
+            </m:r>
+          </m:e>
+          <m:sub>
+            <m:r>
+              <w:rPr>
+                <w:rFonts w:ascii="Cambria Math" w:hAnsi="Cambria Math"/>
+                <w:lang w:val="en-GB"/>
+              </w:rPr>
+              <m:t>i</m:t>
+            </m:r>
+          </m:sub>
+        </m:sSub>
+      </m:oMath>
+      <w:r>
+        <w:rPr>
+          <w:lang w:val="en-GB"/>
+        </w:rPr>
+        <w:t xml:space="preserve"> </w:t>
+      </w:r>
+      <w:r>
+        <w:rPr>
+          <w:lang w:val="en-GB"/>
+        </w:rPr>
+        <w:t xml:space="preserve">– </w:t>
+      </w:r>
+      <w:proofErr w:type="spellStart"/>
+      <w:r>
+        <w:rPr>
+          <w:lang w:val="en-GB"/>
+        </w:rPr>
+        <w:t>predyktory</w:t>
+      </w:r>
+      <w:proofErr w:type="spellEnd"/>
+      <w:r>
+        <w:rPr>
+          <w:lang w:val="en-GB"/>
+        </w:rPr>
+        <w:t>,</w:t>
+      </w:r>
+    </w:p>
+    <w:p>
+      <w:pPr>
+        <w:numPr>
+          <w:ilvl w:val="0"/>
+          <w:numId w:val="1"/>
+        </w:numPr>
+      </w:pPr>
+      <m:oMath>
+        <m:sSub>
+          <m:sSubPr>
+            <m:ctrlPr>
+              <w:rPr>
+                <w:rFonts w:ascii="Cambria Math" w:hAnsi="Cambria Math"/>
+                <w:i/>
+                <w:lang w:val="en-GB"/>
+              </w:rPr>
+            </m:ctrlPr>
+          </m:sSubPr>
+          <m:e>
+            <m:r>
+              <w:rPr>
+                <w:rFonts w:ascii="Cambria Math" w:hAnsi="Cambria Math"/>
+                <w:lang w:val="en-GB"/>
+              </w:rPr>
+              <m:t>β</m:t>
+            </m:r>
+          </m:e>
+          <m:sub>
+            <m:r>
+              <w:rPr>
+                <w:rFonts w:ascii="Cambria Math" w:hAnsi="Cambria Math"/>
+              </w:rPr>
+              <m:t>i</m:t>
+            </m:r>
+          </m:sub>
+        </m:sSub>
+      </m:oMath>
+      <w:r>
+        <w:t xml:space="preserve"> – współczynniki modelu,</w:t>
+      </w:r>
+    </w:p>
+    <w:p>
+      <w:r>
+        <w:t xml:space="preserve">W języku R, </w:t>
+      </w:r>
+      <m:oMath>
+        <m:sSub>
+          <m:sSubPr>
+            <m:ctrlPr>
+              <w:rPr>
+                <w:rFonts w:ascii="Cambria Math" w:hAnsi="Cambria Math"/>
+                <w:i/>
+              </w:rPr>
+            </m:ctrlPr>
+          </m:sSubPr>
+          <m:e>
+            <m:r>
+              <w:rPr>
+                <w:rFonts w:ascii="Cambria Math" w:hAnsi="Cambria Math"/>
+              </w:rPr>
+              <m:t>β</m:t>
+            </m:r>
+          </m:e>
+          <m:sub>
+            <m:r>
+              <w:rPr>
+                <w:rFonts w:ascii="Cambria Math" w:hAnsi="Cambria Math"/>
+              </w:rPr>
+              <m:t>0</m:t>
+            </m:r>
+          </m:sub>
+        </m:sSub>
+      </m:oMath>
+      <w:r>
+        <w:rPr>
+          <w:rFonts w:eastAsiaTheme="minorEastAsia"/>
+        </w:rPr>
+        <w:t xml:space="preserve"> jest nazywane </w:t>
+      </w:r>
+      <w:proofErr w:type="spellStart"/>
+      <w:r>
+        <w:rPr>
+          <w:rFonts w:eastAsiaTheme="minorEastAsia"/>
+          <w:i/>
+          <w:iCs/>
+        </w:rPr>
+        <w:t>Intercept</w:t>
+      </w:r>
+      <w:proofErr w:type="spellEnd"/>
+      <w:r>
+        <w:rPr>
+          <w:rFonts w:eastAsiaTheme="minorEastAsia"/>
+        </w:rPr>
+        <w:t xml:space="preserve"> w </w:t>
+      </w:r>
+      <w:proofErr w:type="spellStart"/>
+      <w:r>
+        <w:rPr>
+          <w:rFonts w:eastAsiaTheme="minorEastAsia"/>
+          <w:i/>
+          <w:iCs/>
+        </w:rPr>
+        <w:t>Summary</w:t>
+      </w:r>
+      <w:proofErr w:type="spellEnd"/>
+      <w:r>
+        <w:rPr>
+          <w:rFonts w:eastAsiaTheme="minorEastAsia"/>
+          <w:i/>
+          <w:iCs/>
+        </w:rPr>
+        <w:t>.</w:t>
+      </w:r>
+    </w:p>
+    <w:p>
+      <w:r>
+        <w:t>Parametry są dobierane tak, aby minimalizować błąd</w:t>
+      </w:r>
+      <w:r>
+        <w:t>:</w:t>
+      </w:r>
+    </w:p>
+    <w:p>
+      <w:pPr>
+        <w:rPr>
+          <w:rFonts w:eastAsiaTheme="minorEastAsia"/>
+          <w:i/>
+        </w:rPr>
+      </w:pPr>
+      <m:oMathPara>
+        <m:oMath>
+          <m:r>
+            <w:rPr>
+              <w:rFonts w:ascii="Cambria Math" w:hAnsi="Cambria Math"/>
+            </w:rPr>
+            <m:t>RSE=</m:t>
+          </m:r>
+          <m:rad>
+            <m:radPr>
+              <m:degHide m:val="1"/>
+              <m:ctrlPr>
+                <w:rPr>
+                  <w:rFonts w:ascii="Cambria Math" w:hAnsi="Cambria Math"/>
+                </w:rPr>
+              </m:ctrlPr>
+            </m:radPr>
+            <m:deg>
+              <m:ctrlPr>
+                <w:rPr>
+                  <w:rFonts w:ascii="Cambria Math" w:hAnsi="Cambria Math"/>
+                  <w:i/>
+                </w:rPr>
+              </m:ctrlPr>
+            </m:deg>
+            <m:e>
+              <m:f>
+                <m:fPr>
+                  <m:ctrlPr>
+                    <w:rPr>
+                      <w:rFonts w:ascii="Cambria Math" w:hAnsi="Cambria Math"/>
+                    </w:rPr>
+                  </m:ctrlPr>
+                </m:fPr>
+                <m:num>
+                  <m:nary>
+                    <m:naryPr>
+                      <m:chr m:val="∑"/>
+                      <m:ctrlPr>
+                        <w:rPr>
+                          <w:rFonts w:ascii="Cambria Math" w:hAnsi="Cambria Math"/>
+                        </w:rPr>
+                      </m:ctrlPr>
+                    </m:naryPr>
+                    <m:sub>
+                      <m:r>
+                        <w:rPr>
+                          <w:rFonts w:ascii="Cambria Math" w:hAnsi="Cambria Math"/>
+                        </w:rPr>
+                        <m:t>i=1</m:t>
+                      </m:r>
+                      <m:ctrlPr>
+                        <w:rPr>
+                          <w:rFonts w:ascii="Cambria Math" w:hAnsi="Cambria Math"/>
+                          <w:i/>
+                        </w:rPr>
+                      </m:ctrlPr>
+                    </m:sub>
+                    <m:sup>
+                      <m:r>
+                        <w:rPr>
+                          <w:rFonts w:ascii="Cambria Math" w:hAnsi="Cambria Math"/>
+                        </w:rPr>
+                        <m:t>n</m:t>
+                      </m:r>
+                      <m:ctrlPr>
+                        <w:rPr>
+                          <w:rFonts w:ascii="Cambria Math" w:hAnsi="Cambria Math"/>
+                          <w:i/>
+                        </w:rPr>
+                      </m:ctrlPr>
+                    </m:sup>
+                    <m:e>
+                      <m:sSup>
+                        <m:sSupPr>
+                          <m:ctrlPr>
+                            <w:rPr>
+                              <w:rFonts w:ascii="Cambria Math" w:hAnsi="Cambria Math"/>
+                              <w:i/>
+                            </w:rPr>
+                          </m:ctrlPr>
+                        </m:sSupPr>
+                        <m:e>
+                          <m:d>
+                            <m:dPr>
+                              <m:ctrlPr>
+                                <w:rPr>
+                                  <w:rFonts w:ascii="Cambria Math" w:hAnsi="Cambria Math"/>
+                                  <w:i/>
+                                </w:rPr>
+                              </m:ctrlPr>
+                            </m:dPr>
+                            <m:e>
+                              <m:sSub>
+                                <m:sSubPr>
+                                  <m:ctrlPr>
+                                    <w:rPr>
+                                      <w:rFonts w:ascii="Cambria Math" w:hAnsi="Cambria Math"/>
+                                      <w:i/>
+                                    </w:rPr>
+                                  </m:ctrlPr>
+                                </m:sSubPr>
+                                <m:e>
+                                  <m:r>
+                                    <w:rPr>
+                                      <w:rFonts w:ascii="Cambria Math" w:hAnsi="Cambria Math"/>
+                                    </w:rPr>
+                                    <m:t>y</m:t>
+                                  </m:r>
+                                </m:e>
+                                <m:sub>
+                                  <m:r>
+                                    <w:rPr>
+                                      <w:rFonts w:ascii="Cambria Math" w:hAnsi="Cambria Math"/>
+                                    </w:rPr>
+                                    <m:t>i</m:t>
+                                  </m:r>
+                                </m:sub>
+                              </m:sSub>
+                              <m:r>
+                                <w:rPr>
+                                  <w:rFonts w:ascii="Cambria Math" w:hAnsi="Cambria Math"/>
+                                </w:rPr>
+                                <m:t>-</m:t>
+                              </m:r>
+                              <m:acc>
+                                <m:accPr>
+                                  <m:ctrlPr>
+                                    <w:rPr>
+                                      <w:rFonts w:ascii="Cambria Math" w:hAnsi="Cambria Math"/>
+                                    </w:rPr>
+                                  </m:ctrlPr>
+                                </m:accPr>
+                                <m:e>
+                                  <m:sSub>
+                                    <m:sSubPr>
+                                      <m:ctrlPr>
+                                        <w:rPr>
+                                          <w:rFonts w:ascii="Cambria Math" w:hAnsi="Cambria Math"/>
+                                          <w:i/>
+                                        </w:rPr>
+                                      </m:ctrlPr>
+                                    </m:sSubPr>
+                                    <m:e>
+                                      <m:r>
+                                        <w:rPr>
+                                          <w:rFonts w:ascii="Cambria Math" w:hAnsi="Cambria Math"/>
+                                        </w:rPr>
+                                        <m:t>y</m:t>
+                                      </m:r>
+                                      <m:ctrlPr>
+                                        <w:rPr>
+                                          <w:rFonts w:ascii="Cambria Math" w:hAnsi="Cambria Math"/>
+                                        </w:rPr>
+                                      </m:ctrlPr>
+                                    </m:e>
+                                    <m:sub>
+                                      <m:r>
+                                        <w:rPr>
+                                          <w:rFonts w:ascii="Cambria Math" w:hAnsi="Cambria Math"/>
+                                        </w:rPr>
+                                        <m:t>i</m:t>
+                                      </m:r>
+                                    </m:sub>
+                                  </m:sSub>
+                                </m:e>
+                              </m:acc>
+                            </m:e>
+                          </m:d>
+                        </m:e>
+                        <m:sup>
+                          <m:r>
+                            <w:rPr>
+                              <w:rFonts w:ascii="Cambria Math" w:hAnsi="Cambria Math"/>
+                            </w:rPr>
+                            <m:t>2</m:t>
+                          </m:r>
+                        </m:sup>
+                      </m:sSup>
+                      <m:ctrlPr>
+                        <w:rPr>
+                          <w:rFonts w:ascii="Cambria Math" w:hAnsi="Cambria Math"/>
+                          <w:i/>
+                        </w:rPr>
+                      </m:ctrlPr>
+                    </m:e>
+                  </m:nary>
+                  <m:ctrlPr>
+                    <w:rPr>
+                      <w:rFonts w:ascii="Cambria Math" w:hAnsi="Cambria Math"/>
+                      <w:i/>
+                    </w:rPr>
+                  </m:ctrlPr>
+                </m:num>
+                <m:den>
+                  <m:r>
+                    <w:rPr>
+                      <w:rFonts w:ascii="Cambria Math" w:hAnsi="Cambria Math"/>
+                    </w:rPr>
+                    <m:t>n-p-1</m:t>
+                  </m:r>
+                  <m:ctrlPr>
+                    <w:rPr>
+                      <w:rFonts w:ascii="Cambria Math" w:hAnsi="Cambria Math"/>
+                      <w:i/>
+                    </w:rPr>
+                  </m:ctrlPr>
+                </m:den>
+              </m:f>
+            </m:e>
+          </m:rad>
+        </m:oMath>
+      </m:oMathPara>
+    </w:p>
+    <w:p>
+      <w:pPr>
+        <w:rPr>
+          <w:rFonts w:eastAsiaTheme="minorEastAsia"/>
+          <w:iCs/>
+        </w:rPr>
+      </w:pPr>
+      <w:r>
+        <w:rPr>
+          <w:rFonts w:eastAsiaTheme="minorEastAsia"/>
+          <w:iCs/>
+        </w:rPr>
+        <w:t>n – liczba obserwacji</w:t>
+      </w:r>
+    </w:p>
+    <w:p>
+      <w:pPr>
+        <w:rPr>
+          <w:rFonts w:eastAsiaTheme="minorEastAsia"/>
+          <w:iCs/>
+        </w:rPr>
+      </w:pPr>
+      <w:r>
+        <w:rPr>
+          <w:rFonts w:eastAsiaTheme="minorEastAsia"/>
+          <w:iCs/>
+        </w:rPr>
+        <w:t xml:space="preserve">p – liczba </w:t>
+      </w:r>
+      <w:proofErr w:type="spellStart"/>
+      <w:r>
+        <w:rPr>
+          <w:rFonts w:eastAsiaTheme="minorEastAsia"/>
+          <w:iCs/>
+        </w:rPr>
+        <w:t>predyktorów</w:t>
+      </w:r>
+      <w:proofErr w:type="spellEnd"/>
+      <w:r>
+        <w:rPr>
+          <w:rFonts w:eastAsiaTheme="minorEastAsia"/>
+          <w:iCs/>
+        </w:rPr>
+        <w:t xml:space="preserve"> </w:t>
+      </w:r>
+    </w:p>
+    <w:p>
+      <w:pPr>
+        <w:pStyle w:val="Nagwek2"/>
+      </w:pPr>
+      <w:bookmarkStart w:id="3" w:name="_Toc225384551"/>
+      <w:r>
+        <w:t>Prze</w:t>
+      </w:r>
+      <w:r>
+        <w:t>bieg</w:t>
+      </w:r>
+      <w:bookmarkEnd w:id="3"/>
+    </w:p>
+    <w:p>
+      <w:r>
+        <w:t>Po wczytaniu danych</w:t>
+      </w:r>
+      <w:r>
+        <w:t xml:space="preserve"> i podzieleniu zbioru danych na zbiór treningowy (</w:t>
+      </w:r>
+      <w:r>
+        <w:t>9551 dni)</w:t>
+      </w:r>
+      <w:r>
+        <w:t xml:space="preserve"> i zbiór testowy</w:t>
+      </w:r>
+      <w:r>
+        <w:t xml:space="preserve"> (449 dni)</w:t>
+      </w:r>
+      <w:r>
+        <w:t xml:space="preserve">, dodania opóźnienia w wartościach wyjaśnianych, w celu utworzenia najlepszego modelu do predykcji. W rzeczywistości model nie służył do wyznaczenia </w:t>
+      </w:r>
+      <w:r>
+        <w:t>prędkości wiatru, ani prędkości wiatru w trakcie podmuchów</w:t>
+      </w:r>
+      <w:r>
+        <w:t xml:space="preserve"> w oparciu o podane </w:t>
+      </w:r>
+      <w:proofErr w:type="spellStart"/>
+      <w:r>
+        <w:t>predyktory</w:t>
+      </w:r>
+      <w:proofErr w:type="spellEnd"/>
+      <w:r>
+        <w:t xml:space="preserve">, ale próbował przewidywać na podstawie </w:t>
+      </w:r>
+      <w:proofErr w:type="spellStart"/>
+      <w:r>
+        <w:t>predyktorów</w:t>
+      </w:r>
+      <w:proofErr w:type="spellEnd"/>
+      <w:r>
+        <w:t xml:space="preserve"> wartości wyjaśniane w następnej chwili.</w:t>
+      </w:r>
+    </w:p>
+    <w:p>
+      <w:pPr>
+        <w:rPr>
+          <w:rFonts w:eastAsiaTheme="minorEastAsia"/>
+        </w:rPr>
+      </w:pPr>
+      <m:oMathPara>
+        <m:oMath>
+          <m:acc>
+            <m:accPr>
+              <m:ctrlPr>
+                <w:rPr>
+                  <w:rFonts w:ascii="Cambria Math" w:hAnsi="Cambria Math"/>
+                  <w:i/>
+                </w:rPr>
+              </m:ctrlPr>
+            </m:accPr>
+            <m:e>
+              <m:sSub>
+                <m:sSubPr>
+                  <m:ctrlPr>
+                    <w:rPr>
+                      <w:rFonts w:ascii="Cambria Math" w:hAnsi="Cambria Math"/>
+                      <w:i/>
+                    </w:rPr>
+                  </m:ctrlPr>
+                </m:sSubPr>
+                <m:e>
+                  <m:r>
+                    <w:rPr>
+                      <w:rFonts w:ascii="Cambria Math" w:hAnsi="Cambria Math"/>
+                    </w:rPr>
+                    <m:t>y</m:t>
+                  </m:r>
+                </m:e>
+                <m:sub>
+                  <m:r>
+                    <w:rPr>
+                      <w:rFonts w:ascii="Cambria Math" w:hAnsi="Cambria Math"/>
+                    </w:rPr>
+                    <m:t>n+1</m:t>
+                  </m:r>
+                </m:sub>
+              </m:sSub>
+            </m:e>
+          </m:acc>
+          <m:r>
+            <w:rPr>
+              <w:rFonts w:ascii="Cambria Math" w:hAnsi="Cambria Math"/>
+            </w:rPr>
+            <m:t xml:space="preserve"> = f(X)</m:t>
+          </m:r>
+        </m:oMath>
+      </m:oMathPara>
+    </w:p>
+    <w:p>
+      <w:pPr>
+        <w:rPr>
+          <w:rFonts w:eastAsiaTheme="minorEastAsia"/>
+        </w:rPr>
+      </w:pPr>
+      <w:r>
+        <w:rPr>
+          <w:rFonts w:eastAsiaTheme="minorEastAsia"/>
+        </w:rPr>
+        <w:t>Dzięki temu model ma znacznie</w:t>
+      </w:r>
+      <w:r>
+        <w:rPr>
+          <w:rFonts w:eastAsiaTheme="minorEastAsia"/>
+        </w:rPr>
+        <w:t xml:space="preserve"> większą wartość praktyczną </w:t>
+      </w:r>
+      <w:r>
+        <w:rPr>
+          <w:rFonts w:eastAsiaTheme="minorEastAsia"/>
+        </w:rPr>
+        <w:t xml:space="preserve">– może posłużyć do predykcji własności wiatru </w:t>
+      </w:r>
+      <w:r>
+        <w:rPr>
+          <w:rFonts w:eastAsiaTheme="minorEastAsia"/>
+        </w:rPr>
+        <w:t>za godzinę, na podstawie obecnych warunków.</w:t>
+      </w:r>
+    </w:p>
+    <w:p>
+      <w:pPr>
+        <w:rPr>
+          <w:rFonts w:eastAsiaTheme="minorEastAsia"/>
+        </w:rPr>
+      </w:pPr>
+      <w:r>
+        <w:rPr>
+          <w:rFonts w:eastAsiaTheme="minorEastAsia"/>
+        </w:rPr>
+        <w:t xml:space="preserve">W celu wyznaczenia minimalnego zestawu </w:t>
+      </w:r>
+      <w:proofErr w:type="spellStart"/>
+      <w:r>
+        <w:rPr>
+          <w:rFonts w:eastAsiaTheme="minorEastAsia"/>
+        </w:rPr>
+        <w:t>predyktorów</w:t>
+      </w:r>
+      <w:proofErr w:type="spellEnd"/>
+      <w:r>
+        <w:rPr>
+          <w:rFonts w:eastAsiaTheme="minorEastAsia"/>
+        </w:rPr>
+        <w:t xml:space="preserve">, najpierw </w:t>
+      </w:r>
+      <w:r>
+        <w:rPr>
+          <w:rFonts w:eastAsiaTheme="minorEastAsia"/>
+        </w:rPr>
+        <w:t xml:space="preserve">utworzyłem model ze wszystkimi cechami, aby poznać </w:t>
+      </w:r>
+      <w:r>
+        <w:rPr>
+          <w:rFonts w:eastAsiaTheme="minorEastAsia"/>
+        </w:rPr>
+        <w:t xml:space="preserve">zależności wartości wyjaśnianych od poszczególnych cech. </w:t>
+      </w:r>
+      <w:r>
+        <w:rPr>
+          <w:rFonts w:eastAsiaTheme="minorEastAsia"/>
+        </w:rPr>
+        <w:t xml:space="preserve">Następnie w oparciu o wyniki </w:t>
+      </w:r>
+      <w:r>
+        <w:rPr>
+          <w:rFonts w:eastAsiaTheme="minorEastAsia"/>
+        </w:rPr>
+        <w:t xml:space="preserve">ograniczyłem zbiór </w:t>
+      </w:r>
+      <w:proofErr w:type="spellStart"/>
+      <w:r>
+        <w:rPr>
+          <w:rFonts w:eastAsiaTheme="minorEastAsia"/>
+        </w:rPr>
+        <w:t>predyktorów</w:t>
+      </w:r>
+      <w:proofErr w:type="spellEnd"/>
+      <w:r>
+        <w:rPr>
+          <w:rFonts w:eastAsiaTheme="minorEastAsia"/>
+        </w:rPr>
+        <w:t xml:space="preserve">, starając się jak najmniej obniżyć </w:t>
+      </w:r>
+      <w:proofErr w:type="spellStart"/>
+      <w:r>
+        <w:rPr>
+          <w:rFonts w:eastAsiaTheme="minorEastAsia"/>
+        </w:rPr>
+        <w:t>Adjusted</w:t>
+      </w:r>
+      <w:proofErr w:type="spellEnd"/>
+      <w:r>
+        <w:rPr>
+          <w:rFonts w:eastAsiaTheme="minorEastAsia"/>
+        </w:rPr>
+        <w:t xml:space="preserve"> R</w:t>
+      </w:r>
+      <w:r>
+        <w:rPr>
+          <w:rFonts w:eastAsiaTheme="minorEastAsia"/>
+          <w:vertAlign w:val="superscript"/>
+        </w:rPr>
+        <w:t>2</w:t>
+      </w:r>
+      <w:r>
+        <w:rPr>
+          <w:rFonts w:eastAsiaTheme="minorEastAsia"/>
+        </w:rPr>
+        <w:t xml:space="preserve"> </w:t>
+      </w:r>
+      <w:r>
+        <w:rPr>
+          <w:rFonts w:eastAsiaTheme="minorEastAsia"/>
+        </w:rPr>
+        <w:t xml:space="preserve">mówiąc – skorygowany </w:t>
+      </w:r>
+      <w:r>
+        <w:rPr>
+          <w:rFonts w:eastAsiaTheme="minorEastAsia"/>
+        </w:rPr>
+        <w:t>współczynnik determinacji.</w:t>
+      </w:r>
+    </w:p>
+    <w:p>
+      <w:pPr>
+        <w:rPr>
+          <w:rFonts w:eastAsiaTheme="minorEastAsia"/>
+        </w:rPr>
+      </w:pPr>
+      <m:oMathPara>
+        <m:oMath>
+          <m:sSubSup>
+            <m:sSubSupPr>
+              <m:ctrlPr>
+                <w:rPr>
+                  <w:rFonts w:ascii="Cambria Math" w:eastAsiaTheme="minorEastAsia" w:hAnsi="Cambria Math"/>
+                  <w:i/>
+                </w:rPr>
+              </m:ctrlPr>
+            </m:sSubSupPr>
+            <m:e>
+              <m:r>
+                <w:rPr>
+                  <w:rFonts w:ascii="Cambria Math" w:eastAsiaTheme="minorEastAsia" w:hAnsi="Cambria Math"/>
+                </w:rPr>
+                <m:t>R</m:t>
+              </m:r>
+            </m:e>
+            <m:sub>
+              <m:r>
+                <w:rPr>
+                  <w:rFonts w:ascii="Cambria Math" w:eastAsiaTheme="minorEastAsia" w:hAnsi="Cambria Math"/>
+                </w:rPr>
+                <m:t>adj</m:t>
+              </m:r>
+            </m:sub>
+            <m:sup>
+              <m:r>
+                <w:rPr>
+                  <w:rFonts w:ascii="Cambria Math" w:eastAsiaTheme="minorEastAsia" w:hAnsi="Cambria Math"/>
+                </w:rPr>
+                <m:t>2</m:t>
+              </m:r>
+            </m:sup>
+          </m:sSubSup>
+          <m:r>
+            <w:rPr>
+              <w:rFonts w:ascii="Cambria Math" w:eastAsiaTheme="minorEastAsia" w:hAnsi="Cambria Math"/>
+            </w:rPr>
+            <m:t>=1-</m:t>
+          </m:r>
+          <m:f>
+            <m:fPr>
+              <m:ctrlPr>
+                <w:rPr>
+                  <w:rFonts w:ascii="Cambria Math" w:eastAsiaTheme="minorEastAsia" w:hAnsi="Cambria Math"/>
+                </w:rPr>
+              </m:ctrlPr>
+            </m:fPr>
+            <m:num>
+              <m:d>
+                <m:dPr>
+                  <m:ctrlPr>
+                    <w:rPr>
+                      <w:rFonts w:ascii="Cambria Math" w:eastAsiaTheme="minorEastAsia" w:hAnsi="Cambria Math"/>
+                      <w:i/>
+                    </w:rPr>
+                  </m:ctrlPr>
+                </m:dPr>
+                <m:e>
+                  <m:r>
+                    <w:rPr>
+                      <w:rFonts w:ascii="Cambria Math" w:eastAsiaTheme="minorEastAsia" w:hAnsi="Cambria Math"/>
+                    </w:rPr>
+                    <m:t>1-</m:t>
+                  </m:r>
+                  <m:sSup>
+                    <m:sSupPr>
+                      <m:ctrlPr>
+                        <w:rPr>
+                          <w:rFonts w:ascii="Cambria Math" w:eastAsiaTheme="minorEastAsia" w:hAnsi="Cambria Math"/>
+                          <w:i/>
+                        </w:rPr>
+                      </m:ctrlPr>
+                    </m:sSupPr>
+                    <m:e>
+                      <m:r>
+                        <w:rPr>
+                          <w:rFonts w:ascii="Cambria Math" w:eastAsiaTheme="minorEastAsia" w:hAnsi="Cambria Math"/>
+                        </w:rPr>
+                        <m:t>R</m:t>
+                      </m:r>
+                    </m:e>
+                    <m:sup>
+                      <m:r>
+                        <w:rPr>
+                          <w:rFonts w:ascii="Cambria Math" w:eastAsiaTheme="minorEastAsia" w:hAnsi="Cambria Math"/>
+                        </w:rPr>
+                        <m:t>2</m:t>
+                      </m:r>
+                    </m:sup>
+                  </m:sSup>
+                </m:e>
+              </m:d>
+              <m:d>
+                <m:dPr>
+                  <m:ctrlPr>
+                    <w:rPr>
+                      <w:rFonts w:ascii="Cambria Math" w:eastAsiaTheme="minorEastAsia" w:hAnsi="Cambria Math"/>
+                      <w:i/>
+                    </w:rPr>
+                  </m:ctrlPr>
+                </m:dPr>
+                <m:e>
+                  <m:r>
+                    <w:rPr>
+                      <w:rFonts w:ascii="Cambria Math" w:eastAsiaTheme="minorEastAsia" w:hAnsi="Cambria Math"/>
+                    </w:rPr>
+                    <m:t>n-1</m:t>
+                  </m:r>
+                </m:e>
+              </m:d>
+              <m:ctrlPr>
+                <w:rPr>
+                  <w:rFonts w:ascii="Cambria Math" w:eastAsiaTheme="minorEastAsia" w:hAnsi="Cambria Math"/>
+                  <w:i/>
+                </w:rPr>
+              </m:ctrlPr>
+            </m:num>
+            <m:den>
+              <m:r>
+                <w:rPr>
+                  <w:rFonts w:ascii="Cambria Math" w:eastAsiaTheme="minorEastAsia" w:hAnsi="Cambria Math"/>
+                </w:rPr>
+                <m:t>n-p-1</m:t>
+              </m:r>
+              <m:ctrlPr>
+                <w:rPr>
+                  <w:rFonts w:ascii="Cambria Math" w:eastAsiaTheme="minorEastAsia" w:hAnsi="Cambria Math"/>
+                  <w:i/>
+                </w:rPr>
+              </m:ctrlPr>
+            </m:den>
+          </m:f>
+        </m:oMath>
+      </m:oMathPara>
+    </w:p>
+    <w:p>
+      <w:pPr>
+        <w:rPr>
+          <w:rFonts w:eastAsiaTheme="minorEastAsia"/>
+        </w:rPr>
+      </w:pPr>
+      <w:r>
+        <w:rPr>
+          <w:rFonts w:eastAsiaTheme="minorEastAsia"/>
+        </w:rPr>
+        <w:t xml:space="preserve">Pozwala on określić </w:t>
+      </w:r>
+      <w:r>
+        <w:rPr>
+          <w:rFonts w:eastAsiaTheme="minorEastAsia"/>
+        </w:rPr>
+        <w:t>jaką część zmiennej zależnej określa nasz model</w:t>
+      </w:r>
+      <w:r>
+        <w:rPr>
+          <w:rFonts w:eastAsiaTheme="minorEastAsia"/>
+        </w:rPr>
+        <w:t>.</w:t>
+      </w:r>
+    </w:p>
+    <w:p>
+      <w:pPr>
+        <w:rPr>
+          <w:rFonts w:eastAsiaTheme="minorEastAsia"/>
+        </w:rPr>
+      </w:pPr>
+      <w:r>
+        <w:rPr>
+          <w:rFonts w:eastAsiaTheme="minorEastAsia"/>
+        </w:rPr>
+        <w:t xml:space="preserve">Dodatkowo do modelu zostały dołączone kolumny obliczeniowe – dodano dzień roku oraz </w:t>
+      </w:r>
+      <w:r>
+        <w:rPr>
+          <w:rFonts w:eastAsiaTheme="minorEastAsia"/>
+        </w:rPr>
+        <w:t xml:space="preserve">godzinę dnia, a w modelu zostały ujęte </w:t>
+      </w:r>
+      <w:proofErr w:type="spellStart"/>
+      <w:r>
+        <w:rPr>
+          <w:rFonts w:eastAsiaTheme="minorEastAsia"/>
+        </w:rPr>
+        <w:t>funckje</w:t>
+      </w:r>
+      <w:proofErr w:type="spellEnd"/>
+      <w:r>
+        <w:rPr>
+          <w:rFonts w:eastAsiaTheme="minorEastAsia"/>
+        </w:rPr>
+        <w:t xml:space="preserve"> sin i cos, aby model był w stanie uwzględnić sezonowość danych (zarówno w dłuższym okresie – rocznym, jak i krótszym – dobowym)</w:t>
+      </w:r>
+    </w:p>
+    <w:p>
+      <w:pPr>
+        <w:rPr>
+          <w:rFonts w:eastAsiaTheme="minorEastAsia"/>
+        </w:rPr>
+      </w:pPr>
+      <m:oMathPara>
+        <m:oMath>
+          <m:func>
+            <m:funcPr>
+              <m:ctrlPr>
+                <w:rPr>
+                  <w:rFonts w:ascii="Cambria Math" w:eastAsiaTheme="minorEastAsia" w:hAnsi="Cambria Math"/>
+                </w:rPr>
+              </m:ctrlPr>
+            </m:funcPr>
+            <m:fName>
+              <m:r>
+                <m:rPr>
+                  <m:sty m:val="p"/>
+                </m:rPr>
+                <w:rPr>
+                  <w:rFonts w:ascii="Cambria Math" w:eastAsiaTheme="minorEastAsia" w:hAnsi="Cambria Math"/>
+                </w:rPr>
+                <m:t>sin</m:t>
+              </m:r>
+              <m:ctrlPr>
+                <w:rPr>
+                  <w:rFonts w:ascii="Cambria Math" w:eastAsiaTheme="minorEastAsia" w:hAnsi="Cambria Math"/>
+                  <w:i/>
+                </w:rPr>
+              </m:ctrlPr>
+            </m:fName>
+            <m:e>
+              <m:d>
+                <m:dPr>
+                  <m:ctrlPr>
+                    <w:rPr>
+                      <w:rFonts w:ascii="Cambria Math" w:eastAsiaTheme="minorEastAsia" w:hAnsi="Cambria Math"/>
+                    </w:rPr>
+                  </m:ctrlPr>
+                </m:dPr>
+                <m:e>
+                  <m:f>
+                    <m:fPr>
+                      <m:ctrlPr>
+                        <w:rPr>
+                          <w:rFonts w:ascii="Cambria Math" w:eastAsiaTheme="minorEastAsia" w:hAnsi="Cambria Math"/>
+                        </w:rPr>
+                      </m:ctrlPr>
+                    </m:fPr>
+                    <m:num>
+                      <m:r>
+                        <w:rPr>
+                          <w:rFonts w:ascii="Cambria Math" w:eastAsiaTheme="minorEastAsia" w:hAnsi="Cambria Math"/>
+                        </w:rPr>
+                        <m:t>2</m:t>
+                      </m:r>
+                      <m:r>
+                        <m:rPr>
+                          <m:sty m:val="p"/>
+                        </m:rPr>
+                        <w:rPr>
+                          <w:rFonts w:ascii="Cambria Math" w:eastAsiaTheme="minorEastAsia" w:hAnsi="Cambria Math"/>
+                        </w:rPr>
+                        <m:t>π⋅</m:t>
+                      </m:r>
+                      <m:r>
+                        <w:rPr>
+                          <w:rFonts w:ascii="Cambria Math" w:eastAsiaTheme="minorEastAsia" w:hAnsi="Cambria Math"/>
+                        </w:rPr>
+                        <m:t>d</m:t>
+                      </m:r>
+                      <m:ctrlPr>
+                        <w:rPr>
+                          <w:rFonts w:ascii="Cambria Math" w:eastAsiaTheme="minorEastAsia" w:hAnsi="Cambria Math"/>
+                          <w:i/>
+                        </w:rPr>
+                      </m:ctrlPr>
+                    </m:num>
+                    <m:den>
+                      <m:r>
+                        <w:rPr>
+                          <w:rFonts w:ascii="Cambria Math" w:eastAsiaTheme="minorEastAsia" w:hAnsi="Cambria Math"/>
+                        </w:rPr>
+                        <m:t>365</m:t>
+                      </m:r>
+                      <m:ctrlPr>
+                        <w:rPr>
+                          <w:rFonts w:ascii="Cambria Math" w:eastAsiaTheme="minorEastAsia" w:hAnsi="Cambria Math"/>
+                          <w:i/>
+                        </w:rPr>
+                      </m:ctrlPr>
+                    </m:den>
+                  </m:f>
+                  <m:ctrlPr>
+                    <w:rPr>
+                      <w:rFonts w:ascii="Cambria Math" w:eastAsiaTheme="minorEastAsia" w:hAnsi="Cambria Math"/>
+                      <w:i/>
+                    </w:rPr>
+                  </m:ctrlPr>
+                </m:e>
+              </m:d>
+            </m:e>
+          </m:func>
+        </m:oMath>
+      </m:oMathPara>
+    </w:p>
+    <w:p>
+      <w:pPr>
+        <w:rPr>
+          <w:rFonts w:eastAsiaTheme="minorEastAsia"/>
+        </w:rPr>
+      </w:pPr>
+      <w:r>
+        <w:rPr>
+          <w:rFonts w:eastAsiaTheme="minorEastAsia"/>
+        </w:rPr>
+        <w:t xml:space="preserve">Analogicznie funkcja cos, oraz obie funkcje dla </w:t>
+      </w:r>
+      <w:r>
+        <w:rPr>
+          <w:rFonts w:eastAsiaTheme="minorEastAsia"/>
+        </w:rPr>
+        <w:t>godzin (tu d to numer dnia w roku)</w:t>
+      </w:r>
+    </w:p>
+    <w:p>
+      <w:pPr>
+        <w:rPr>
+          <w:rFonts w:eastAsiaTheme="minorEastAsia"/>
+        </w:rPr>
+      </w:pPr>
+      <w:r>
+        <w:rPr>
+          <w:rFonts w:eastAsiaTheme="minorEastAsia"/>
+        </w:rPr>
+        <w:lastRenderedPageBreak/>
+        <w:t xml:space="preserve">Poniżej zrzuty ekranu z </w:t>
+      </w:r>
+      <w:proofErr w:type="spellStart"/>
+      <w:r>
+        <w:rPr>
+          <w:rFonts w:eastAsiaTheme="minorEastAsia"/>
+        </w:rPr>
+        <w:t>summary</w:t>
+      </w:r>
+      <w:proofErr w:type="spellEnd"/>
+      <w:r>
+        <w:rPr>
+          <w:rFonts w:eastAsiaTheme="minorEastAsia"/>
+        </w:rPr>
+        <w:t xml:space="preserve">(model) dla modeli o pełnym zestawie </w:t>
+      </w:r>
+      <w:proofErr w:type="spellStart"/>
+      <w:r>
+        <w:rPr>
+          <w:rFonts w:eastAsiaTheme="minorEastAsia"/>
+        </w:rPr>
+        <w:t>pre</w:t>
+      </w:r>
+      <w:r>
+        <w:rPr>
+          <w:rFonts w:eastAsiaTheme="minorEastAsia"/>
+        </w:rPr>
+        <w:t>dyktorów</w:t>
+      </w:r>
+      <w:proofErr w:type="spellEnd"/>
+      <w:r>
+        <w:rPr>
+          <w:rFonts w:eastAsiaTheme="minorEastAsia"/>
+        </w:rPr>
+        <w:t>:</w:t>
+      </w:r>
+    </w:p>
+    <w:p>
+      <w:r>
+        <w:rPr>
+          <w:iCs/>
+          <w:noProof/>
+        </w:rPr>
+        <w:drawing>
+          <wp:inline distT="0" distB="0" distL="0" distR="0" wp14:anchorId="0BBC7258" wp14:editId="306FCEED">
+            <wp:extent cx="5760720" cy="8401050"/>
+            <wp:effectExtent l="0" t="0" r="0" b="0"/>
+            <wp:docPr id="152633281" name="Obraz 1"/>
+            <wp:cNvGraphicFramePr>
+              <a:graphicFrameLocks xmlns:a="http://schemas.openxmlformats.org/drawingml/2006/main" noChangeAspect="1"/>
+            </wp:cNvGraphicFramePr>
+            <a:graphic xmlns:a="http://schemas.openxmlformats.org/drawingml/2006/main">
+              <a:graphicData uri="http://schemas.openxmlformats.org/drawingml/2006/picture">
+                <pic:pic xmlns:pic="http://schemas.openxmlformats.org/drawingml/2006/picture">
+                  <pic:nvPicPr>
+                    <pic:cNvPr id="152633281" name=""/>
+                    <pic:cNvPicPr/>
+                  </pic:nvPicPr>
+                  <pic:blipFill>
+                    <a:blip r:embed="rId7"/>
+                    <a:stretch>
+                      <a:fillRect/>
+                    </a:stretch>
+                  </pic:blipFill>
+                  <pic:spPr>
+                    <a:xfrm>
+                      <a:off x="0" y="0"/>
+                      <a:ext cx="5760720" cy="8401050"/>
+                    </a:xfrm>
+                    <a:prstGeom prst="rect">
+                      <a:avLst/>
+                    </a:prstGeom>
+                  </pic:spPr>
+                </pic:pic>
+              </a:graphicData>
+            </a:graphic>
+          </wp:inline>
+        </w:drawing>
+      </w:r>
+      <w:r>
+        <w:t xml:space="preserve"> </w:t>
+      </w:r>
+    </w:p>
+    <w:p>
+      <w:pPr>
+        <w:rPr>
+          <w:iCs/>
+        </w:rPr>
+      </w:pPr>
+      <w:r>
+        <w:rPr>
+          <w:iCs/>
+          <w:noProof/>
+        </w:rPr>
+        <w:lastRenderedPageBreak/>
+        <w:drawing>
+          <wp:inline distT="0" distB="0" distL="0" distR="0" wp14:anchorId="517C7662" wp14:editId="23BCD0A7">
+            <wp:extent cx="5760720" cy="8391525"/>
+            <wp:effectExtent l="0" t="0" r="0" b="9525"/>
+            <wp:docPr id="1232673331" name="Obraz 1"/>
+            <wp:cNvGraphicFramePr>
+              <a:graphicFrameLocks xmlns:a="http://schemas.openxmlformats.org/drawingml/2006/main" noChangeAspect="1"/>
+            </wp:cNvGraphicFramePr>
+            <a:graphic xmlns:a="http://schemas.openxmlformats.org/drawingml/2006/main">
+              <a:graphicData uri="http://schemas.openxmlformats.org/drawingml/2006/picture">
+                <pic:pic xmlns:pic="http://schemas.openxmlformats.org/drawingml/2006/picture">
+                  <pic:nvPicPr>
+                    <pic:cNvPr id="1232673331" name=""/>
+                    <pic:cNvPicPr/>
+                  </pic:nvPicPr>
+                  <pic:blipFill>
+                    <a:blip r:embed="rId8"/>
+                    <a:stretch>
+                      <a:fillRect/>
+                    </a:stretch>
+                  </pic:blipFill>
+                  <pic:spPr>
+                    <a:xfrm>
+                      <a:off x="0" y="0"/>
+                      <a:ext cx="5760720" cy="8391525"/>
+                    </a:xfrm>
+                    <a:prstGeom prst="rect">
+                      <a:avLst/>
+                    </a:prstGeom>
+                  </pic:spPr>
+                </pic:pic>
+              </a:graphicData>
+            </a:graphic>
+          </wp:inline>
+        </w:drawing>
+      </w:r>
+    </w:p>
+    <w:p>
+      <w:pPr>
+        <w:pStyle w:val="Nagwek2"/>
+      </w:pPr>
+      <w:bookmarkStart w:id="4" w:name="_Toc225384552"/>
+      <w:r>
+        <w:lastRenderedPageBreak/>
+        <w:t>Wyniki</w:t>
+      </w:r>
+      <w:bookmarkEnd w:id="4"/>
+    </w:p>
+    <w:p>
+      <w:r>
+        <w:rPr>
+          <w:noProof/>
+        </w:rPr>
+        <w:drawing>
+          <wp:inline distT="0" distB="0" distL="0" distR="0" wp14:anchorId="7A9E1FC9" wp14:editId="1F364BAC">
+            <wp:extent cx="5353797" cy="3934374"/>
+            <wp:effectExtent l="0" t="0" r="0" b="9525"/>
+            <wp:docPr id="75376310" name="Obraz 1"/>
+            <wp:cNvGraphicFramePr>
+              <a:graphicFrameLocks xmlns:a="http://schemas.openxmlformats.org/drawingml/2006/main" noChangeAspect="1"/>
+            </wp:cNvGraphicFramePr>
+            <a:graphic xmlns:a="http://schemas.openxmlformats.org/drawingml/2006/main">
+              <a:graphicData uri="http://schemas.openxmlformats.org/drawingml/2006/picture">
+                <pic:pic xmlns:pic="http://schemas.openxmlformats.org/drawingml/2006/picture">
+                  <pic:nvPicPr>
+                    <pic:cNvPr id="75376310" name=""/>
+                    <pic:cNvPicPr/>
+                  </pic:nvPicPr>
+                  <pic:blipFill>
+                    <a:blip r:embed="rId9"/>
+                    <a:stretch>
+                      <a:fillRect/>
+                    </a:stretch>
+                  </pic:blipFill>
+                  <pic:spPr>
+                    <a:xfrm>
+                      <a:off x="0" y="0"/>
+                      <a:ext cx="5353797" cy="3934374"/>
+                    </a:xfrm>
+                    <a:prstGeom prst="rect">
+                      <a:avLst/>
+                    </a:prstGeom>
+                  </pic:spPr>
+                </pic:pic>
+              </a:graphicData>
+            </a:graphic>
+          </wp:inline>
+        </w:drawing>
+      </w:r>
+      <w:r>
+        <w:rPr>
+          <w:noProof/>
+        </w:rPr>
+        <w:drawing>
+          <wp:inline distT="0" distB="0" distL="0" distR="0" wp14:anchorId="16997FB1" wp14:editId="19C478F4">
+            <wp:extent cx="5210902" cy="3886742"/>
+            <wp:effectExtent l="0" t="0" r="8890" b="0"/>
+            <wp:docPr id="1177092065" name="Obraz 1"/>
+            <wp:cNvGraphicFramePr>
+              <a:graphicFrameLocks xmlns:a="http://schemas.openxmlformats.org/drawingml/2006/main" noChangeAspect="1"/>
+            </wp:cNvGraphicFramePr>
+            <a:graphic xmlns:a="http://schemas.openxmlformats.org/drawingml/2006/main">
+              <a:graphicData uri="http://schemas.openxmlformats.org/drawingml/2006/picture">
+                <pic:pic xmlns:pic="http://schemas.openxmlformats.org/drawingml/2006/picture">
+                  <pic:nvPicPr>
+                    <pic:cNvPr id="1177092065" name=""/>
+                    <pic:cNvPicPr/>
+                  </pic:nvPicPr>
+                  <pic:blipFill>
+                    <a:blip r:embed="rId10"/>
+                    <a:stretch>
+                      <a:fillRect/>
+                    </a:stretch>
+                  </pic:blipFill>
+                  <pic:spPr>
+                    <a:xfrm>
+                      <a:off x="0" y="0"/>
+                      <a:ext cx="5210902" cy="3886742"/>
+                    </a:xfrm>
+                    <a:prstGeom prst="rect">
+                      <a:avLst/>
+                    </a:prstGeom>
+                  </pic:spPr>
+                </pic:pic>
+              </a:graphicData>
+            </a:graphic>
+          </wp:inline>
+        </w:drawing>
+      </w:r>
+      <w:r>
+        <w:rPr>
+          <w:noProof/>
+        </w:rPr>
+        <w:lastRenderedPageBreak/>
+        <w:drawing>
+          <wp:inline distT="0" distB="0" distL="0" distR="0" wp14:anchorId="211F725D" wp14:editId="7075894F">
+            <wp:extent cx="5760720" cy="4295775"/>
+            <wp:effectExtent l="0" t="0" r="0" b="9525"/>
+            <wp:docPr id="1511063755" name="Obraz 1"/>
+            <wp:cNvGraphicFramePr>
+              <a:graphicFrameLocks xmlns:a="http://schemas.openxmlformats.org/drawingml/2006/main" noChangeAspect="1"/>
+            </wp:cNvGraphicFramePr>
+            <a:graphic xmlns:a="http://schemas.openxmlformats.org/drawingml/2006/main">
+              <a:graphicData uri="http://schemas.openxmlformats.org/drawingml/2006/picture">
+                <pic:pic xmlns:pic="http://schemas.openxmlformats.org/drawingml/2006/picture">
+                  <pic:nvPicPr>
+                    <pic:cNvPr id="1511063755" name=""/>
+                    <pic:cNvPicPr/>
+                  </pic:nvPicPr>
+                  <pic:blipFill>
+                    <a:blip r:embed="rId11"/>
+                    <a:stretch>
+                      <a:fillRect/>
+                    </a:stretch>
+                  </pic:blipFill>
+                  <pic:spPr>
+                    <a:xfrm>
+                      <a:off x="0" y="0"/>
+                      <a:ext cx="5760720" cy="4295775"/>
+                    </a:xfrm>
+                    <a:prstGeom prst="rect">
+                      <a:avLst/>
+                    </a:prstGeom>
+                  </pic:spPr>
+                </pic:pic>
+              </a:graphicData>
+            </a:graphic>
+          </wp:inline>
+        </w:drawing>
+      </w:r>
+      <w:r>
+        <w:rPr>
+          <w:noProof/>
+        </w:rPr>
+        <w:drawing>
+          <wp:inline distT="0" distB="0" distL="0" distR="0" wp14:anchorId="7055CA33" wp14:editId="257FA799">
+            <wp:extent cx="5760720" cy="4305935"/>
+            <wp:effectExtent l="0" t="0" r="0" b="0"/>
+            <wp:docPr id="247960155" name="Obraz 1"/>
+            <wp:cNvGraphicFramePr>
+              <a:graphicFrameLocks xmlns:a="http://schemas.openxmlformats.org/drawingml/2006/main" noChangeAspect="1"/>
+            </wp:cNvGraphicFramePr>
+            <a:graphic xmlns:a="http://schemas.openxmlformats.org/drawingml/2006/main">
+              <a:graphicData uri="http://schemas.openxmlformats.org/drawingml/2006/picture">
+                <pic:pic xmlns:pic="http://schemas.openxmlformats.org/drawingml/2006/picture">
+                  <pic:nvPicPr>
+                    <pic:cNvPr id="247960155" name=""/>
+                    <pic:cNvPicPr/>
+                  </pic:nvPicPr>
+                  <pic:blipFill>
+                    <a:blip r:embed="rId12"/>
+                    <a:stretch>
+                      <a:fillRect/>
+                    </a:stretch>
+                  </pic:blipFill>
+                  <pic:spPr>
+                    <a:xfrm>
+                      <a:off x="0" y="0"/>
+                      <a:ext cx="5760720" cy="4305935"/>
+                    </a:xfrm>
+                    <a:prstGeom prst="rect">
+                      <a:avLst/>
+                    </a:prstGeom>
+                  </pic:spPr>
+                </pic:pic>
+              </a:graphicData>
+            </a:graphic>
+          </wp:inline>
+        </w:drawing>
+      </w:r>
+    </w:p>
+    <w:p>
+      <w:r>
+        <w:lastRenderedPageBreak/>
+        <w:t>W niniejszym etapie projektu oszacowano dwa modele regresji liniowej: pierwszy dla prognozy prędkości wiatru, drugi dla prognozy porywów wiatru, przy horyzoncie predykcji  wynoszącym jedną godzinę. Modele zostały dopasowane na danych treningowych obejmujących okres do roku 2024, natomiast ich jakość oceniono na zbiorze testowym.</w:t>
+      </w:r>
+    </w:p>
+    <w:p>
+      <w:r>
+        <w:t>W celu wizualnej oceny jakości predykcji sporządzono wykresy przedstawiające wartości rzeczywiste (punkty) oraz wartości przewidywane przez model (linia). Wykresy te umożliwiają bezpośrednie porównanie przebiegu obu szeregów czasowych.</w:t>
+      </w:r>
+    </w:p>
+    <w:p>
+      <w:r>
+        <w:t>Model dla prędkości wiatru</w:t>
+      </w:r>
+    </w:p>
+    <w:p>
+      <w:r>
+        <w:t>Model regresji liniowej dla prędkości wiatru charakteryzuje się bardzo wysokim dopasowaniem do danych. Uzyskano wartość współczynnika determinacji na poziomie ( R^2=0.9365 ), natomiast skorygowany współczynnik determinacji wyniósł również ( R</w:t>
+      </w:r>
+      <w:r>
+        <w:rPr>
+          <w:vertAlign w:val="subscript"/>
+        </w:rPr>
+        <w:t>adj</w:t>
+      </w:r>
+      <w:r>
+        <w:t>^2=0.9365 ). Oznacza to, że model wyjaśnia około 93.65% zmienności analizowanej zmiennej.</w:t>
+      </w:r>
+    </w:p>
+    <w:p>
+      <w:proofErr w:type="spellStart"/>
+      <w:r>
+        <w:t>Residual</w:t>
+      </w:r>
+      <w:proofErr w:type="spellEnd"/>
+      <w:r>
+        <w:t xml:space="preserve"> Standard Error (RSE) wyniósł 3.59 </w:t>
+      </w:r>
+      <w:r>
+        <w:t>km/h</w:t>
+      </w:r>
+      <w:r>
+        <w:t>, co wskazuje na przeciętną skalę odchyleń wartości przewidywanych od rzeczywistych.</w:t>
+      </w:r>
+    </w:p>
+    <w:p>
+      <w:r>
+        <w:t>Analiza wykresów wskazuje, że model dobrze odwzorowuje ogólny przebieg zmian w czasie, w szczególności trend oraz cykliczność. Widoczna jest jednak tendencja do wygładzania sygnału oraz nieznacznego opóźnienia reakcji na dynamiczne zmiany.</w:t>
+      </w:r>
+    </w:p>
+    <w:p>
+      <w:r>
+        <w:t>Model dla porywów wiatru</w:t>
+      </w:r>
+    </w:p>
+    <w:p>
+      <w:r>
+        <w:t>Model regresji liniowej dla porywów wiatru również osiągnął bardzo wysoką jakość dopasowania. Wartość współczynnika determinacji wyniosła ( R^2 = 0.9328 ), natomiast skorygowany współczynnik determinacji ( R</w:t>
+      </w:r>
+      <w:r>
+        <w:rPr>
+          <w:vertAlign w:val="subscript"/>
+        </w:rPr>
+        <w:t>adj</w:t>
+      </w:r>
+      <w:r>
+        <w:t>^2= 0.9328 ). Model wyjaśnia zatem około 93.28% zmienności porywów wiatru.</w:t>
+      </w:r>
+    </w:p>
+    <w:p>
+      <w:proofErr w:type="spellStart"/>
+      <w:r>
+        <w:t>Residual</w:t>
+      </w:r>
+      <w:proofErr w:type="spellEnd"/>
+      <w:r>
+        <w:t xml:space="preserve"> Standard Error wyniósł 2.254 </w:t>
+      </w:r>
+      <w:r>
+        <w:t>km/h</w:t>
+      </w:r>
+      <w:r>
+        <w:t>.</w:t>
+      </w:r>
+    </w:p>
+    <w:p>
+      <w:r>
+        <w:t>W porównaniu do modelu dla prędkości wiatru, model porywów wykazuje większe trudności w odwzorowaniu gwałtownych zmian. Na wykresach widoczne są większe odchylenia predykcji od wartości rzeczywistych, szczególnie w momentach występowania lokalnych ekstremów.</w:t>
+      </w:r>
+    </w:p>
+    <w:p>
+      <w:pPr>
+        <w:pStyle w:val="Nagwek2"/>
+      </w:pPr>
+      <w:bookmarkStart w:id="5" w:name="_Toc225384553"/>
+      <w:r>
+        <w:t>Wnioski</w:t>
+      </w:r>
+      <w:bookmarkEnd w:id="5"/>
+    </w:p>
+    <w:p>
+      <w:r>
+        <w:t>Uzyskane wyniki wskazują, że regresja liniowa pozwala na skuteczne modelowanie krótkoterminowych zmian prędkości wiatru oraz porywów. Modele osiągają bardzo wysokie wartości współczynnika determinacji, co świadczy o ich dobrym dopasowaniu do danych.</w:t>
+      </w:r>
+    </w:p>
+    <w:p>
+      <w:r>
+        <w:t xml:space="preserve">Jednocześnie analiza wykresów ujawnia istotne ograniczenia modeli. W szczególności obserwuje się tendencję do wygładzania przebiegu oraz opóźnionej reakcji na </w:t>
+      </w:r>
+      <w:r>
+        <w:lastRenderedPageBreak/>
+        <w:t>gwałtowne zmiany wartości. Oznacza to, że modele dobrze odwzorowują ogólne trendy i cykliczność, jednak gorzej radzą sobie z krótkotrwałymi fluktuacjami.</w:t>
+      </w:r>
+    </w:p>
+    <w:p>
+      <w:r>
+        <w:t xml:space="preserve">W kontekście </w:t>
+      </w:r>
+      <w:proofErr w:type="spellStart"/>
+      <w:r>
+        <w:t>kitesurfingu</w:t>
+      </w:r>
+      <w:proofErr w:type="spellEnd"/>
+      <w:r>
+        <w:t xml:space="preserve"> ma to istotne znaczenie praktyczne. Modele mogą stanowić użyteczne narzędzie wspierające ocenę warunków wiatrowych, zwłaszcza w zakresie ogólnej siły wiatru. Jednak ich ograniczona zdolność do przewidywania nagłych porywów oznacza, że nie powinny być jedynym źródłem informacji przy podejmowaniu decyzji dotyczących bezpieczeństwa.</w:t>
+      </w:r>
+    </w:p>
+    <w:p>
+      <w:proofErr w:type="spellStart"/>
+      <w:r>
+        <w:t>Jendak</w:t>
+      </w:r>
+      <w:proofErr w:type="spellEnd"/>
+      <w:r>
+        <w:t xml:space="preserve"> mimo występującej niedokładności modelu, rzędu kilku km/h, uzyskane predykcje zachowują istotną wartość praktyczną.</w:t>
+      </w:r>
+    </w:p>
+    <w:p>
+      <w:r>
+        <w:t xml:space="preserve">W szczególności dokładność ta jest wystarczająca do oceny, czy w danym horyzoncie czasowym (np. jednej godziny) warunki będą sprzyjały uprawianiu </w:t>
+      </w:r>
+      <w:proofErr w:type="spellStart"/>
+      <w:r>
+        <w:t>kitesurfingu</w:t>
+      </w:r>
+      <w:proofErr w:type="spellEnd"/>
+      <w:r>
+        <w:t>. Model pozwala więc na rozróżnienie sytuacji, w których wiatr jest zbyt słaby, odpowiedni lub potencjalnie zbyt silny, nawet jeśli nie odwzorowuje dokładnie chwilowych fluktuacji prędkości.</w:t>
+      </w:r>
+    </w:p>
+    <w:p>
+      <w:pPr>
+        <w:pStyle w:val="Nagwek2"/>
+      </w:pPr>
+      <w:bookmarkStart w:id="6" w:name="_Toc225384554"/>
+      <w:r>
+        <w:t>Zalety i wady zastosowanego podejścia</w:t>
+      </w:r>
+      <w:bookmarkEnd w:id="6"/>
+    </w:p>
+    <w:p>
+      <w:r>
+        <w:t>Zalety</w:t>
+      </w:r>
+      <w:r>
+        <w:t>:</w:t>
+      </w:r>
+    </w:p>
+    <w:p>
+      <w:pPr>
+        <w:pStyle w:val="Akapitzlist"/>
+        <w:numPr>
+          <w:ilvl w:val="0"/>
+          <w:numId w:val="2"/>
+        </w:numPr>
+      </w:pPr>
+      <w:r>
+        <w:t>Zastosowanie regresji liniowej charakteryzuje się wysoką prostotą oraz przejrzystością. Model jest łatwy w implementacji i interpretacji, a wpływ poszczególnych zmiennych można bezpośrednio analizować na podstawie współczynników.</w:t>
+      </w:r>
+    </w:p>
+    <w:p>
+      <w:pPr>
+        <w:pStyle w:val="Akapitzlist"/>
+        <w:numPr>
+          <w:ilvl w:val="0"/>
+          <w:numId w:val="2"/>
+        </w:numPr>
+      </w:pPr>
+      <w:r>
+        <w:t>Kolejną zaletą jest niska złożoność obliczeniowa, co umożliwia szybkie dopasowanie modelu nawet dla dużych zbiorów danych. Ponadto regresja liniowa stanowi dobry punkt odniesienia (</w:t>
+      </w:r>
+      <w:proofErr w:type="spellStart"/>
+      <w:r>
+        <w:t>baseline</w:t>
+      </w:r>
+      <w:proofErr w:type="spellEnd"/>
+      <w:r>
+        <w:t>) dla bardziej zaawansowanych metod modelowania.</w:t>
+      </w:r>
+    </w:p>
+    <w:p>
+      <w:r>
+        <w:t>Wady</w:t>
+      </w:r>
+      <w:r>
+        <w:t>:</w:t>
+      </w:r>
+    </w:p>
+    <w:p>
+      <w:pPr>
+        <w:pStyle w:val="Akapitzlist"/>
+        <w:numPr>
+          <w:ilvl w:val="0"/>
+          <w:numId w:val="3"/>
+        </w:numPr>
+      </w:pPr>
+      <w:r>
+        <w:t>Podstawowym ograniczeniem regresji liniowej jest założenie liniowej zależności pomiędzy zmiennymi, co może nie odzwierciedlać rzeczywistej dynamiki procesów atmosferycznych. Model nie uwzględnia również bezpośrednio zależności czasowych, co ogranicza jego zdolność do uchwycenia dynamicznych zmian warunków wiatrowych.</w:t>
+      </w:r>
+    </w:p>
+    <w:p>
+      <w:pPr>
+        <w:pStyle w:val="Akapitzlist"/>
+        <w:numPr>
+          <w:ilvl w:val="0"/>
+          <w:numId w:val="3"/>
+        </w:numPr>
+      </w:pPr>
+      <w:r>
+        <w:t xml:space="preserve">Dodatkowo model wykazuje tendencję do wygładzania sygnału oraz </w:t>
+      </w:r>
+      <w:proofErr w:type="spellStart"/>
+      <w:r>
+        <w:t>niedoszacowywania</w:t>
+      </w:r>
+      <w:proofErr w:type="spellEnd"/>
+      <w:r>
+        <w:t xml:space="preserve"> wartości ekstremalnych, co jest szczególnie problematyczne w przypadku porywów wiatru.</w:t>
+      </w:r>
+    </w:p>
+    <w:p>
+      <w:pPr>
+        <w:pStyle w:val="Akapitzlist"/>
+        <w:numPr>
+          <w:ilvl w:val="0"/>
+          <w:numId w:val="3"/>
+        </w:numPr>
+      </w:pPr>
+      <w:r>
+        <w:t>Zastosowane podejście nie obejmuje zaawansowanych technik ekstrakcji cech ani uwzględnienia opóźnionych zmiennych (</w:t>
+      </w:r>
+      <w:proofErr w:type="spellStart"/>
+      <w:r>
+        <w:t>lagów</w:t>
+      </w:r>
+      <w:proofErr w:type="spellEnd"/>
+      <w:r>
+        <w:t>), które mogłyby poprawić zdolność modelu do odwzorowania dynamiki procesu.</w:t>
+      </w:r>
+    </w:p>
+    <w:p>
+      <w:pPr>
+        <w:pStyle w:val="Akapitzlist"/>
+        <w:numPr>
+          <w:ilvl w:val="0"/>
+          <w:numId w:val="3"/>
+        </w:numPr>
+      </w:pPr>
+      <w:r>
+        <w:lastRenderedPageBreak/>
+        <w:t xml:space="preserve">Wstępne eksperymenty z wprowadzeniem pamięci (np. poprzez dodanie aktualnej wartości prędkości wiatru jako </w:t>
+      </w:r>
+      <w:proofErr w:type="spellStart"/>
+      <w:r>
+        <w:t>predyktora</w:t>
+      </w:r>
+      <w:proofErr w:type="spellEnd"/>
+      <w:r>
+        <w:t>) wskazują na występowanie efektu opóźnienia, polegającego na spóźnionej reakcji modelu na zmiany oraz niedoszacowaniu ich intensywności.</w:t>
+      </w:r>
     </w:p>
     <w:p/>
     <w:p>
       <w:r>
-        <w:t xml:space="preserve">18 czerwca – prezentacja na zaliczenie (wymagane wrzucenie na </w:t>
-      </w:r>
-      <w:proofErr w:type="spellStart"/>
-      <w:r>
-        <w:t>UPEL’a</w:t>
-      </w:r>
-      <w:proofErr w:type="spellEnd"/>
-      <w:r>
-        <w:t xml:space="preserve"> z wyprzedzeniem) krótki opis projektu i celu, opis regresji, wyników oraz wnioski</w:t>
-      </w:r>
-    </w:p>
-    <w:p>
-      <w:r>
-        <w:t>Np. regresja liniowa</w:t>
-      </w:r>
-    </w:p>
-    <w:p>
-      <w:r>
-        <w:t>Czym jest regresja</w:t>
-      </w:r>
-    </w:p>
-    <w:p>
-      <w:r>
-        <w:t>Jakie wyniki (wykresy)</w:t>
-      </w:r>
-    </w:p>
-    <w:p>
-      <w:r>
-        <w:t>Jakie wnioski</w:t>
-      </w:r>
-    </w:p>
-    <w:p>
-      <w:r>
-        <w:t>Zalety/wady itp.</w:t>
-      </w:r>
-    </w:p>
+        <w:t>3_regresja.Rmd – wzorować się na nim, ale</w:t>
+      </w:r>
+      <w:r>
+        <w:t xml:space="preserve"> </w:t>
+      </w:r>
+    </w:p>
+    <w:p>
+      <w:r>
+        <w:t xml:space="preserve">Nie piszemy słowa zadanie, wszystkie rzeczy mamy </w:t>
+      </w:r>
+      <w:r>
+        <w:t>wyliczyć i normalnie opisać, co liczymy</w:t>
+      </w:r>
+    </w:p>
+    <w:p>
+      <w:r>
+        <w:t>Nie wstawiać części modelu</w:t>
+      </w:r>
+    </w:p>
+    <w:p/>
     <w:sectPr>
       <w:pgSz w:w="11906" w:h="16838"/>
       <w:pgMar w:top="1417" w:right="1417" w:bottom="1417" w:left="1417" w:header="708" w:footer="708" w:gutter="0"/>
@@ -317,6 +2663,445 @@
     </w:sectPr>
   </w:body>
 </w:document>
+</file>
+
+<file path=word/endnotes.xml><?xml version="1.0" encoding="utf-8"?>
+<w:endnotes xmlns:wpc="http://schemas.microsoft.com/office/word/2010/wordprocessingCanvas" xmlns:cx="http://schemas.microsoft.com/office/drawing/2014/chartex" xmlns:cx1="http://schemas.microsoft.com/office/drawing/2015/9/8/chartex" xmlns:cx2="http://schemas.microsoft.com/office/drawing/2015/10/21/chartex" xmlns:cx3="http://schemas.microsoft.com/office/drawing/2016/5/9/chartex" xmlns:cx4="http://schemas.microsoft.com/office/drawing/2016/5/10/chartex" xmlns:cx5="http://schemas.microsoft.com/office/drawing/2016/5/11/chartex" xmlns:cx6="http://schemas.microsoft.com/office/drawing/2016/5/12/chartex" xmlns:cx7="http://schemas.microsoft.com/office/drawing/2016/5/13/chartex" xmlns:cx8="http://schemas.microsoft.com/office/drawing/2016/5/14/chartex" xmlns:mc="http://schemas.openxmlformats.org/markup-compatibility/2006" xmlns:aink="http://schemas.microsoft.com/office/drawing/2016/ink" xmlns:am3d="http://schemas.microsoft.com/office/drawing/2017/model3d" xmlns:o="urn:schemas-microsoft-com:office:office" xmlns:oel="http://schemas.microsoft.com/office/2019/extlst" xmlns:r="http://schemas.openxmlformats.org/officeDocument/2006/relationships" xmlns:m="http://schemas.openxmlformats.org/officeDocument/2006/math" xmlns:v="urn:schemas-microsoft-com:vml" xmlns:wp14="http://schemas.microsoft.com/office/word/2010/wordprocessingDrawing" xmlns:wp="http://schemas.openxmlformats.org/drawingml/2006/wordprocessingDrawing" xmlns:w10="urn:schemas-microsoft-com:office:word" xmlns:w="http://schemas.openxmlformats.org/wordprocessingml/2006/main" xmlns:w14="http://schemas.microsoft.com/office/word/2010/wordml" xmlns:w15="http://schemas.microsoft.com/office/word/2012/wordml" xmlns:w16cex="http://schemas.microsoft.com/office/word/2018/wordml/cex" xmlns:w16cid="http://schemas.microsoft.com/office/word/2016/wordml/cid" xmlns:w16="http://schemas.microsoft.com/office/word/2018/wordml" xmlns:w16du="http://schemas.microsoft.com/office/word/2023/wordml/word16du" xmlns:w16sdtdh="http://schemas.microsoft.com/office/word/2020/wordml/sdtdatahash" xmlns:w16sdtfl="http://schemas.microsoft.com/office/word/2024/wordml/sdtformatlock" xmlns:w16se="http://schemas.microsoft.com/office/word/2015/wordml/symex" xmlns:wpg="http://schemas.microsoft.com/office/word/2010/wordprocessingGroup" xmlns:wpi="http://schemas.microsoft.com/office/word/2010/wordprocessingInk" xmlns:wne="http://schemas.microsoft.com/office/word/2006/wordml" xmlns:wps="http://schemas.microsoft.com/office/word/2010/wordprocessingShape" mc:Ignorable="w14 w15 w16se w16cid w16 w16cex w16sdtdh w16sdtfl w16du wp14">
+  <w:endnote w:type="separator" w:id="-1">
+    <w:p>
+      <w:pPr>
+        <w:spacing w:after="0" w:line="240" w:lineRule="auto"/>
+      </w:pPr>
+      <w:r>
+        <w:separator/>
+      </w:r>
+    </w:p>
+  </w:endnote>
+  <w:endnote w:type="continuationSeparator" w:id="0">
+    <w:p>
+      <w:pPr>
+        <w:spacing w:after="0" w:line="240" w:lineRule="auto"/>
+      </w:pPr>
+      <w:r>
+        <w:continuationSeparator/>
+      </w:r>
+    </w:p>
+  </w:endnote>
+</w:endnotes>
+</file>
+
+<file path=word/footnotes.xml><?xml version="1.0" encoding="utf-8"?>
+<w:footnotes xmlns:wpc="http://schemas.microsoft.com/office/word/2010/wordprocessingCanvas" xmlns:cx="http://schemas.microsoft.com/office/drawing/2014/chartex" xmlns:cx1="http://schemas.microsoft.com/office/drawing/2015/9/8/chartex" xmlns:cx2="http://schemas.microsoft.com/office/drawing/2015/10/21/chartex" xmlns:cx3="http://schemas.microsoft.com/office/drawing/2016/5/9/chartex" xmlns:cx4="http://schemas.microsoft.com/office/drawing/2016/5/10/chartex" xmlns:cx5="http://schemas.microsoft.com/office/drawing/2016/5/11/chartex" xmlns:cx6="http://schemas.microsoft.com/office/drawing/2016/5/12/chartex" xmlns:cx7="http://schemas.microsoft.com/office/drawing/2016/5/13/chartex" xmlns:cx8="http://schemas.microsoft.com/office/drawing/2016/5/14/chartex" xmlns:mc="http://schemas.openxmlformats.org/markup-compatibility/2006" xmlns:aink="http://schemas.microsoft.com/office/drawing/2016/ink" xmlns:am3d="http://schemas.microsoft.com/office/drawing/2017/model3d" xmlns:o="urn:schemas-microsoft-com:office:office" xmlns:oel="http://schemas.microsoft.com/office/2019/extlst" xmlns:r="http://schemas.openxmlformats.org/officeDocument/2006/relationships" xmlns:m="http://schemas.openxmlformats.org/officeDocument/2006/math" xmlns:v="urn:schemas-microsoft-com:vml" xmlns:wp14="http://schemas.microsoft.com/office/word/2010/wordprocessingDrawing" xmlns:wp="http://schemas.openxmlformats.org/drawingml/2006/wordprocessingDrawing" xmlns:w10="urn:schemas-microsoft-com:office:word" xmlns:w="http://schemas.openxmlformats.org/wordprocessingml/2006/main" xmlns:w14="http://schemas.microsoft.com/office/word/2010/wordml" xmlns:w15="http://schemas.microsoft.com/office/word/2012/wordml" xmlns:w16cex="http://schemas.microsoft.com/office/word/2018/wordml/cex" xmlns:w16cid="http://schemas.microsoft.com/office/word/2016/wordml/cid" xmlns:w16="http://schemas.microsoft.com/office/word/2018/wordml" xmlns:w16du="http://schemas.microsoft.com/office/word/2023/wordml/word16du" xmlns:w16sdtdh="http://schemas.microsoft.com/office/word/2020/wordml/sdtdatahash" xmlns:w16sdtfl="http://schemas.microsoft.com/office/word/2024/wordml/sdtformatlock" xmlns:w16se="http://schemas.microsoft.com/office/word/2015/wordml/symex" xmlns:wpg="http://schemas.microsoft.com/office/word/2010/wordprocessingGroup" xmlns:wpi="http://schemas.microsoft.com/office/word/2010/wordprocessingInk" xmlns:wne="http://schemas.microsoft.com/office/word/2006/wordml" xmlns:wps="http://schemas.microsoft.com/office/word/2010/wordprocessingShape" mc:Ignorable="w14 w15 w16se w16cid w16 w16cex w16sdtdh w16sdtfl w16du wp14">
+  <w:footnote w:type="separator" w:id="-1">
+    <w:p>
+      <w:pPr>
+        <w:spacing w:after="0" w:line="240" w:lineRule="auto"/>
+      </w:pPr>
+      <w:r>
+        <w:separator/>
+      </w:r>
+    </w:p>
+  </w:footnote>
+  <w:footnote w:type="continuationSeparator" w:id="0">
+    <w:p>
+      <w:pPr>
+        <w:spacing w:after="0" w:line="240" w:lineRule="auto"/>
+      </w:pPr>
+      <w:r>
+        <w:continuationSeparator/>
+      </w:r>
+    </w:p>
+  </w:footnote>
+</w:footnotes>
+</file>
+
+<file path=word/numbering.xml><?xml version="1.0" encoding="utf-8"?>
+<w:numbering xmlns:wpc="http://schemas.microsoft.com/office/word/2010/wordprocessingCanvas" xmlns:cx="http://schemas.microsoft.com/office/drawing/2014/chartex" xmlns:cx1="http://schemas.microsoft.com/office/drawing/2015/9/8/chartex" xmlns:cx2="http://schemas.microsoft.com/office/drawing/2015/10/21/chartex" xmlns:cx3="http://schemas.microsoft.com/office/drawing/2016/5/9/chartex" xmlns:cx4="http://schemas.microsoft.com/office/drawing/2016/5/10/chartex" xmlns:cx5="http://schemas.microsoft.com/office/drawing/2016/5/11/chartex" xmlns:cx6="http://schemas.microsoft.com/office/drawing/2016/5/12/chartex" xmlns:cx7="http://schemas.microsoft.com/office/drawing/2016/5/13/chartex" xmlns:cx8="http://schemas.microsoft.com/office/drawing/2016/5/14/chartex" xmlns:mc="http://schemas.openxmlformats.org/markup-compatibility/2006" xmlns:aink="http://schemas.microsoft.com/office/drawing/2016/ink" xmlns:am3d="http://schemas.microsoft.com/office/drawing/2017/model3d" xmlns:o="urn:schemas-microsoft-com:office:office" xmlns:oel="http://schemas.microsoft.com/office/2019/extlst" xmlns:r="http://schemas.openxmlformats.org/officeDocument/2006/relationships" xmlns:m="http://schemas.openxmlformats.org/officeDocument/2006/math" xmlns:v="urn:schemas-microsoft-com:vml" xmlns:wp14="http://schemas.microsoft.com/office/word/2010/wordprocessingDrawing" xmlns:wp="http://schemas.openxmlformats.org/drawingml/2006/wordprocessingDrawing" xmlns:w10="urn:schemas-microsoft-com:office:word" xmlns:w="http://schemas.openxmlformats.org/wordprocessingml/2006/main" xmlns:w14="http://schemas.microsoft.com/office/word/2010/wordml" xmlns:w15="http://schemas.microsoft.com/office/word/2012/wordml" xmlns:w16cex="http://schemas.microsoft.com/office/word/2018/wordml/cex" xmlns:w16cid="http://schemas.microsoft.com/office/word/2016/wordml/cid" xmlns:w16="http://schemas.microsoft.com/office/word/2018/wordml" xmlns:w16du="http://schemas.microsoft.com/office/word/2023/wordml/word16du" xmlns:w16sdtdh="http://schemas.microsoft.com/office/word/2020/wordml/sdtdatahash" xmlns:w16sdtfl="http://schemas.microsoft.com/office/word/2024/wordml/sdtformatlock" xmlns:w16se="http://schemas.microsoft.com/office/word/2015/wordml/symex" xmlns:wpg="http://schemas.microsoft.com/office/word/2010/wordprocessingGroup" xmlns:wpi="http://schemas.microsoft.com/office/word/2010/wordprocessingInk" xmlns:wne="http://schemas.microsoft.com/office/word/2006/wordml" xmlns:wps="http://schemas.microsoft.com/office/word/2010/wordprocessingShape" mc:Ignorable="w14 w15 w16se w16cid w16 w16cex w16sdtdh w16sdtfl w16du wp14">
+  <w:abstractNum w:abstractNumId="0" w15:restartNumberingAfterBreak="0">
+    <w:nsid w:val="27466A07"/>
+    <w:multiLevelType w:val="hybridMultilevel"/>
+    <w:tmpl w:val="D9924994"/>
+    <w:lvl w:ilvl="0" w:tplc="08090001">
+      <w:start w:val="1"/>
+      <w:numFmt w:val="bullet"/>
+      <w:lvlText w:val=""/>
+      <w:lvlJc w:val="left"/>
+      <w:pPr>
+        <w:ind w:left="720" w:hanging="360"/>
+      </w:pPr>
+      <w:rPr>
+        <w:rFonts w:ascii="Symbol" w:hAnsi="Symbol" w:hint="default"/>
+      </w:rPr>
+    </w:lvl>
+    <w:lvl w:ilvl="1" w:tplc="08090003" w:tentative="1">
+      <w:start w:val="1"/>
+      <w:numFmt w:val="bullet"/>
+      <w:lvlText w:val="o"/>
+      <w:lvlJc w:val="left"/>
+      <w:pPr>
+        <w:ind w:left="1440" w:hanging="360"/>
+      </w:pPr>
+      <w:rPr>
+        <w:rFonts w:ascii="Courier New" w:hAnsi="Courier New" w:cs="Courier New" w:hint="default"/>
+      </w:rPr>
+    </w:lvl>
+    <w:lvl w:ilvl="2" w:tplc="08090005" w:tentative="1">
+      <w:start w:val="1"/>
+      <w:numFmt w:val="bullet"/>
+      <w:lvlText w:val=""/>
+      <w:lvlJc w:val="left"/>
+      <w:pPr>
+        <w:ind w:left="2160" w:hanging="360"/>
+      </w:pPr>
+      <w:rPr>
+        <w:rFonts w:ascii="Wingdings" w:hAnsi="Wingdings" w:hint="default"/>
+      </w:rPr>
+    </w:lvl>
+    <w:lvl w:ilvl="3" w:tplc="08090001" w:tentative="1">
+      <w:start w:val="1"/>
+      <w:numFmt w:val="bullet"/>
+      <w:lvlText w:val=""/>
+      <w:lvlJc w:val="left"/>
+      <w:pPr>
+        <w:ind w:left="2880" w:hanging="360"/>
+      </w:pPr>
+      <w:rPr>
+        <w:rFonts w:ascii="Symbol" w:hAnsi="Symbol" w:hint="default"/>
+      </w:rPr>
+    </w:lvl>
+    <w:lvl w:ilvl="4" w:tplc="08090003" w:tentative="1">
+      <w:start w:val="1"/>
+      <w:numFmt w:val="bullet"/>
+      <w:lvlText w:val="o"/>
+      <w:lvlJc w:val="left"/>
+      <w:pPr>
+        <w:ind w:left="3600" w:hanging="360"/>
+      </w:pPr>
+      <w:rPr>
+        <w:rFonts w:ascii="Courier New" w:hAnsi="Courier New" w:cs="Courier New" w:hint="default"/>
+      </w:rPr>
+    </w:lvl>
+    <w:lvl w:ilvl="5" w:tplc="08090005" w:tentative="1">
+      <w:start w:val="1"/>
+      <w:numFmt w:val="bullet"/>
+      <w:lvlText w:val=""/>
+      <w:lvlJc w:val="left"/>
+      <w:pPr>
+        <w:ind w:left="4320" w:hanging="360"/>
+      </w:pPr>
+      <w:rPr>
+        <w:rFonts w:ascii="Wingdings" w:hAnsi="Wingdings" w:hint="default"/>
+      </w:rPr>
+    </w:lvl>
+    <w:lvl w:ilvl="6" w:tplc="08090001" w:tentative="1">
+      <w:start w:val="1"/>
+      <w:numFmt w:val="bullet"/>
+      <w:lvlText w:val=""/>
+      <w:lvlJc w:val="left"/>
+      <w:pPr>
+        <w:ind w:left="5040" w:hanging="360"/>
+      </w:pPr>
+      <w:rPr>
+        <w:rFonts w:ascii="Symbol" w:hAnsi="Symbol" w:hint="default"/>
+      </w:rPr>
+    </w:lvl>
+    <w:lvl w:ilvl="7" w:tplc="08090003" w:tentative="1">
+      <w:start w:val="1"/>
+      <w:numFmt w:val="bullet"/>
+      <w:lvlText w:val="o"/>
+      <w:lvlJc w:val="left"/>
+      <w:pPr>
+        <w:ind w:left="5760" w:hanging="360"/>
+      </w:pPr>
+      <w:rPr>
+        <w:rFonts w:ascii="Courier New" w:hAnsi="Courier New" w:cs="Courier New" w:hint="default"/>
+      </w:rPr>
+    </w:lvl>
+    <w:lvl w:ilvl="8" w:tplc="08090005" w:tentative="1">
+      <w:start w:val="1"/>
+      <w:numFmt w:val="bullet"/>
+      <w:lvlText w:val=""/>
+      <w:lvlJc w:val="left"/>
+      <w:pPr>
+        <w:ind w:left="6480" w:hanging="360"/>
+      </w:pPr>
+      <w:rPr>
+        <w:rFonts w:ascii="Wingdings" w:hAnsi="Wingdings" w:hint="default"/>
+      </w:rPr>
+    </w:lvl>
+  </w:abstractNum>
+  <w:abstractNum w:abstractNumId="1" w15:restartNumberingAfterBreak="0">
+    <w:nsid w:val="46305938"/>
+    <w:multiLevelType w:val="hybridMultilevel"/>
+    <w:tmpl w:val="F6501E38"/>
+    <w:lvl w:ilvl="0" w:tplc="08090001">
+      <w:start w:val="1"/>
+      <w:numFmt w:val="bullet"/>
+      <w:lvlText w:val=""/>
+      <w:lvlJc w:val="left"/>
+      <w:pPr>
+        <w:ind w:left="720" w:hanging="360"/>
+      </w:pPr>
+      <w:rPr>
+        <w:rFonts w:ascii="Symbol" w:hAnsi="Symbol" w:hint="default"/>
+      </w:rPr>
+    </w:lvl>
+    <w:lvl w:ilvl="1" w:tplc="08090003" w:tentative="1">
+      <w:start w:val="1"/>
+      <w:numFmt w:val="bullet"/>
+      <w:lvlText w:val="o"/>
+      <w:lvlJc w:val="left"/>
+      <w:pPr>
+        <w:ind w:left="1440" w:hanging="360"/>
+      </w:pPr>
+      <w:rPr>
+        <w:rFonts w:ascii="Courier New" w:hAnsi="Courier New" w:cs="Courier New" w:hint="default"/>
+      </w:rPr>
+    </w:lvl>
+    <w:lvl w:ilvl="2" w:tplc="08090005" w:tentative="1">
+      <w:start w:val="1"/>
+      <w:numFmt w:val="bullet"/>
+      <w:lvlText w:val=""/>
+      <w:lvlJc w:val="left"/>
+      <w:pPr>
+        <w:ind w:left="2160" w:hanging="360"/>
+      </w:pPr>
+      <w:rPr>
+        <w:rFonts w:ascii="Wingdings" w:hAnsi="Wingdings" w:hint="default"/>
+      </w:rPr>
+    </w:lvl>
+    <w:lvl w:ilvl="3" w:tplc="08090001" w:tentative="1">
+      <w:start w:val="1"/>
+      <w:numFmt w:val="bullet"/>
+      <w:lvlText w:val=""/>
+      <w:lvlJc w:val="left"/>
+      <w:pPr>
+        <w:ind w:left="2880" w:hanging="360"/>
+      </w:pPr>
+      <w:rPr>
+        <w:rFonts w:ascii="Symbol" w:hAnsi="Symbol" w:hint="default"/>
+      </w:rPr>
+    </w:lvl>
+    <w:lvl w:ilvl="4" w:tplc="08090003" w:tentative="1">
+      <w:start w:val="1"/>
+      <w:numFmt w:val="bullet"/>
+      <w:lvlText w:val="o"/>
+      <w:lvlJc w:val="left"/>
+      <w:pPr>
+        <w:ind w:left="3600" w:hanging="360"/>
+      </w:pPr>
+      <w:rPr>
+        <w:rFonts w:ascii="Courier New" w:hAnsi="Courier New" w:cs="Courier New" w:hint="default"/>
+      </w:rPr>
+    </w:lvl>
+    <w:lvl w:ilvl="5" w:tplc="08090005" w:tentative="1">
+      <w:start w:val="1"/>
+      <w:numFmt w:val="bullet"/>
+      <w:lvlText w:val=""/>
+      <w:lvlJc w:val="left"/>
+      <w:pPr>
+        <w:ind w:left="4320" w:hanging="360"/>
+      </w:pPr>
+      <w:rPr>
+        <w:rFonts w:ascii="Wingdings" w:hAnsi="Wingdings" w:hint="default"/>
+      </w:rPr>
+    </w:lvl>
+    <w:lvl w:ilvl="6" w:tplc="08090001" w:tentative="1">
+      <w:start w:val="1"/>
+      <w:numFmt w:val="bullet"/>
+      <w:lvlText w:val=""/>
+      <w:lvlJc w:val="left"/>
+      <w:pPr>
+        <w:ind w:left="5040" w:hanging="360"/>
+      </w:pPr>
+      <w:rPr>
+        <w:rFonts w:ascii="Symbol" w:hAnsi="Symbol" w:hint="default"/>
+      </w:rPr>
+    </w:lvl>
+    <w:lvl w:ilvl="7" w:tplc="08090003" w:tentative="1">
+      <w:start w:val="1"/>
+      <w:numFmt w:val="bullet"/>
+      <w:lvlText w:val="o"/>
+      <w:lvlJc w:val="left"/>
+      <w:pPr>
+        <w:ind w:left="5760" w:hanging="360"/>
+      </w:pPr>
+      <w:rPr>
+        <w:rFonts w:ascii="Courier New" w:hAnsi="Courier New" w:cs="Courier New" w:hint="default"/>
+      </w:rPr>
+    </w:lvl>
+    <w:lvl w:ilvl="8" w:tplc="08090005" w:tentative="1">
+      <w:start w:val="1"/>
+      <w:numFmt w:val="bullet"/>
+      <w:lvlText w:val=""/>
+      <w:lvlJc w:val="left"/>
+      <w:pPr>
+        <w:ind w:left="6480" w:hanging="360"/>
+      </w:pPr>
+      <w:rPr>
+        <w:rFonts w:ascii="Wingdings" w:hAnsi="Wingdings" w:hint="default"/>
+      </w:rPr>
+    </w:lvl>
+  </w:abstractNum>
+  <w:abstractNum w:abstractNumId="2" w15:restartNumberingAfterBreak="0">
+    <w:nsid w:val="768C17F5"/>
+    <w:multiLevelType w:val="multilevel"/>
+    <w:tmpl w:val="6FD6C24A"/>
+    <w:lvl w:ilvl="0">
+      <w:start w:val="1"/>
+      <w:numFmt w:val="bullet"/>
+      <w:lvlText w:val=""/>
+      <w:lvlJc w:val="left"/>
+      <w:pPr>
+        <w:tabs>
+          <w:tab w:val="num" w:pos="720"/>
+        </w:tabs>
+        <w:ind w:left="720" w:hanging="360"/>
+      </w:pPr>
+      <w:rPr>
+        <w:rFonts w:ascii="Symbol" w:hAnsi="Symbol" w:hint="default"/>
+        <w:sz w:val="20"/>
+      </w:rPr>
+    </w:lvl>
+    <w:lvl w:ilvl="1" w:tentative="1">
+      <w:start w:val="1"/>
+      <w:numFmt w:val="bullet"/>
+      <w:lvlText w:val="o"/>
+      <w:lvlJc w:val="left"/>
+      <w:pPr>
+        <w:tabs>
+          <w:tab w:val="num" w:pos="1440"/>
+        </w:tabs>
+        <w:ind w:left="1440" w:hanging="360"/>
+      </w:pPr>
+      <w:rPr>
+        <w:rFonts w:ascii="Courier New" w:hAnsi="Courier New" w:hint="default"/>
+        <w:sz w:val="20"/>
+      </w:rPr>
+    </w:lvl>
+    <w:lvl w:ilvl="2" w:tentative="1">
+      <w:start w:val="1"/>
+      <w:numFmt w:val="bullet"/>
+      <w:lvlText w:val=""/>
+      <w:lvlJc w:val="left"/>
+      <w:pPr>
+        <w:tabs>
+          <w:tab w:val="num" w:pos="2160"/>
+        </w:tabs>
+        <w:ind w:left="2160" w:hanging="360"/>
+      </w:pPr>
+      <w:rPr>
+        <w:rFonts w:ascii="Wingdings" w:hAnsi="Wingdings" w:hint="default"/>
+        <w:sz w:val="20"/>
+      </w:rPr>
+    </w:lvl>
+    <w:lvl w:ilvl="3" w:tentative="1">
+      <w:start w:val="1"/>
+      <w:numFmt w:val="bullet"/>
+      <w:lvlText w:val=""/>
+      <w:lvlJc w:val="left"/>
+      <w:pPr>
+        <w:tabs>
+          <w:tab w:val="num" w:pos="2880"/>
+        </w:tabs>
+        <w:ind w:left="2880" w:hanging="360"/>
+      </w:pPr>
+      <w:rPr>
+        <w:rFonts w:ascii="Wingdings" w:hAnsi="Wingdings" w:hint="default"/>
+        <w:sz w:val="20"/>
+      </w:rPr>
+    </w:lvl>
+    <w:lvl w:ilvl="4" w:tentative="1">
+      <w:start w:val="1"/>
+      <w:numFmt w:val="bullet"/>
+      <w:lvlText w:val=""/>
+      <w:lvlJc w:val="left"/>
+      <w:pPr>
+        <w:tabs>
+          <w:tab w:val="num" w:pos="3600"/>
+        </w:tabs>
+        <w:ind w:left="3600" w:hanging="360"/>
+      </w:pPr>
+      <w:rPr>
+        <w:rFonts w:ascii="Wingdings" w:hAnsi="Wingdings" w:hint="default"/>
+        <w:sz w:val="20"/>
+      </w:rPr>
+    </w:lvl>
+    <w:lvl w:ilvl="5" w:tentative="1">
+      <w:start w:val="1"/>
+      <w:numFmt w:val="bullet"/>
+      <w:lvlText w:val=""/>
+      <w:lvlJc w:val="left"/>
+      <w:pPr>
+        <w:tabs>
+          <w:tab w:val="num" w:pos="4320"/>
+        </w:tabs>
+        <w:ind w:left="4320" w:hanging="360"/>
+      </w:pPr>
+      <w:rPr>
+        <w:rFonts w:ascii="Wingdings" w:hAnsi="Wingdings" w:hint="default"/>
+        <w:sz w:val="20"/>
+      </w:rPr>
+    </w:lvl>
+    <w:lvl w:ilvl="6" w:tentative="1">
+      <w:start w:val="1"/>
+      <w:numFmt w:val="bullet"/>
+      <w:lvlText w:val=""/>
+      <w:lvlJc w:val="left"/>
+      <w:pPr>
+        <w:tabs>
+          <w:tab w:val="num" w:pos="5040"/>
+        </w:tabs>
+        <w:ind w:left="5040" w:hanging="360"/>
+      </w:pPr>
+      <w:rPr>
+        <w:rFonts w:ascii="Wingdings" w:hAnsi="Wingdings" w:hint="default"/>
+        <w:sz w:val="20"/>
+      </w:rPr>
+    </w:lvl>
+    <w:lvl w:ilvl="7" w:tentative="1">
+      <w:start w:val="1"/>
+      <w:numFmt w:val="bullet"/>
+      <w:lvlText w:val=""/>
+      <w:lvlJc w:val="left"/>
+      <w:pPr>
+        <w:tabs>
+          <w:tab w:val="num" w:pos="5760"/>
+        </w:tabs>
+        <w:ind w:left="5760" w:hanging="360"/>
+      </w:pPr>
+      <w:rPr>
+        <w:rFonts w:ascii="Wingdings" w:hAnsi="Wingdings" w:hint="default"/>
+        <w:sz w:val="20"/>
+      </w:rPr>
+    </w:lvl>
+    <w:lvl w:ilvl="8" w:tentative="1">
+      <w:start w:val="1"/>
+      <w:numFmt w:val="bullet"/>
+      <w:lvlText w:val=""/>
+      <w:lvlJc w:val="left"/>
+      <w:pPr>
+        <w:tabs>
+          <w:tab w:val="num" w:pos="6480"/>
+        </w:tabs>
+        <w:ind w:left="6480" w:hanging="360"/>
+      </w:pPr>
+      <w:rPr>
+        <w:rFonts w:ascii="Wingdings" w:hAnsi="Wingdings" w:hint="default"/>
+        <w:sz w:val="20"/>
+      </w:rPr>
+    </w:lvl>
+  </w:abstractNum>
+  <w:num w:numId="1" w16cid:durableId="636644025">
+    <w:abstractNumId w:val="2"/>
+  </w:num>
+  <w:num w:numId="2" w16cid:durableId="1376274087">
+    <w:abstractNumId w:val="0"/>
+  </w:num>
+  <w:num w:numId="3" w16cid:durableId="1760369667">
+    <w:abstractNumId w:val="1"/>
+  </w:num>
+</w:numbering>
 </file>
 
 <file path=word/styles.xml><?xml version="1.0" encoding="utf-8"?>
@@ -1343,6 +4128,56 @@
       <w:u w:val="single"/>
     </w:rPr>
   </w:style>
+  <w:style w:type="character" w:styleId="Tekstzastpczy">
+    <w:name w:val="Placeholder Text"/>
+    <w:basedOn w:val="Domylnaczcionkaakapitu"/>
+    <w:uiPriority w:val="99"/>
+    <w:semiHidden/>
+    <w:rsid w:val="004E1A8A"/>
+    <w:rPr>
+      <w:color w:val="666666"/>
+    </w:rPr>
+  </w:style>
+  <w:style w:type="paragraph" w:styleId="Tekstprzypisukocowego">
+    <w:name w:val="endnote text"/>
+    <w:basedOn w:val="Normalny"/>
+    <w:link w:val="TekstprzypisukocowegoZnak"/>
+    <w:uiPriority w:val="99"/>
+    <w:semiHidden/>
+    <w:unhideWhenUsed/>
+    <w:rsid w:val="00B23FA5"/>
+    <w:pPr>
+      <w:spacing w:after="0" w:line="240" w:lineRule="auto"/>
+    </w:pPr>
+    <w:rPr>
+      <w:sz w:val="20"/>
+      <w:szCs w:val="20"/>
+    </w:rPr>
+  </w:style>
+  <w:style w:type="character" w:customStyle="1" w:styleId="TekstprzypisukocowegoZnak">
+    <w:name w:val="Tekst przypisu końcowego Znak"/>
+    <w:basedOn w:val="Domylnaczcionkaakapitu"/>
+    <w:link w:val="Tekstprzypisukocowego"/>
+    <w:uiPriority w:val="99"/>
+    <w:semiHidden/>
+    <w:rsid w:val="00B23FA5"/>
+    <w:rPr>
+      <w:sz w:val="20"/>
+      <w:szCs w:val="20"/>
+      <w:lang w:val="pl-PL"/>
+    </w:rPr>
+  </w:style>
+  <w:style w:type="character" w:styleId="Odwoanieprzypisukocowego">
+    <w:name w:val="endnote reference"/>
+    <w:basedOn w:val="Domylnaczcionkaakapitu"/>
+    <w:uiPriority w:val="99"/>
+    <w:semiHidden/>
+    <w:unhideWhenUsed/>
+    <w:rsid w:val="00B23FA5"/>
+    <w:rPr>
+      <w:vertAlign w:val="superscript"/>
+    </w:rPr>
+  </w:style>
 </w:styles>
 </file>
 
